--- a/manuscript/IRI_Manuscript_Final.docx
+++ b/manuscript/IRI_Manuscript_Final.docx
@@ -352,7 +352,7 @@
         <w:pStyle w:val="BodyText"/>
       </w:pPr>
       <w:r>
-        <w:t xml:space="preserve">Appendicular lean mass (ALM) was calculated as the sum of lean soft tissue mass in the arms and legs, excluding bone mineral content and fat mass, using the NHANES DXX_I variables DXDLALE (left arm lean, excluding BMC), DXDRALE (right arm lean, excluding BMC), DXDLLLE (left leg lean, excluding BMC), and DXDRLLE (right leg lean, excluding BMC), reported in grams and converted to kilograms (ALM = [DXDLALE + DXDRALE + DXDLLLE + DXDRLLE] / 1000). ALMI was calculated as ALM (kg) divided by height squared (m²), consistent with the Foundation for the National Institutes of Health (FNIH) Sarcopenia Project methodology.¹⁴ Reference values for low ALMI (consistent with sarcopenia) are &lt;7.0 kg/m² for men and &lt;5.4 kg/m² for women.¹⁴ For the IRI, ALMI was converted to sex-specific z-scores (standardized separately within men and women) to account for known sexual dimorphism in muscle mass while facilitating combination with other index components.</w:t>
+        <w:t xml:space="preserve">Appendicular lean mass (ALM) was calculated as the sum of lean soft tissue mass in the arms and legs, excluding bone mineral content and fat mass, using the NHANES DXX_I variables DXDLALE (left arm lean, excluding BMC), DXDRALE (right arm lean, excluding BMC), DXDLLLE (left leg lean, excluding BMC), and DXDRLLE (right leg lean, excluding BMC), reported in grams and converted to kilograms (ALM = [DXDLALE + DXDRALE + DXDLLLE + DXDRLLE] / 1000). ALMI was calculated as ALM (kg) divided by height squared (m²). We note that the Foundation for the National Institutes of Health (FNIH) Sarcopenia Project defined weakness thresholds using raw ALM (&lt;19.75 kg for men, &lt;15.02 kg for women) and ALM adjusted for BMI, rather than ALMI.¹⁴ ALMI-based cutoffs frequently cited in the sarcopenia literature (&lt;7.0 kg/m² for men and &lt;5.4 kg/m² for women) derive from the European Working Group on Sarcopenia in Older People (EWGSOP2) and related consensus statements rather than from FNIH. Because the IRI operationalizes ALMI as a continuous, sex-specific z-score rather than applying a binary cutoff, the index is robust to the choice of sarcopenia threshold. Sex-specific z-scoring (standardized separately within men and women) accounts for known sexual dimorphism in muscle mass while facilitating combination with other index components.</w:t>
       </w:r>
     </w:p>
     <w:bookmarkEnd w:id="26"/>

--- a/manuscript/IRI_Manuscript_Final.docx
+++ b/manuscript/IRI_Manuscript_Final.docx
@@ -308,7 +308,7 @@
         <w:t xml:space="preserve"> </w:t>
       </w:r>
       <w:r>
-        <w:t xml:space="preserve">hs-CRP (LBXHSCRP) was measured in serum using latex-enhanced nephelometry (Behring Nephelometer II Analyzer System, Siemens Healthcare Diagnostics) at a central laboratory (University of Washington). The assay has a lower limit of detection (LOD) of 0.1 mg/L and coefficient of variation (CV) &lt;8% across the reportable range. Values were reported in mg/L. For the IRI, hs-CRP was log-transformed prior to standardization to reduce right skewness. The threshold of &gt;10 mg/L for exclusion follows American Heart Association recommendations to remove acute inflammation.¹³</w:t>
+        <w:t xml:space="preserve">In the NHANES 2015–2016 derivation cohort, hs-CRP (LBXHSCRP) was measured in serum by near-infrared particle immunoassay (NIPIA) rate methodology on Beckman Coulter UniCel DxC 600 Synchron and UniCel DxC 660i Synchron Access chemistry analyzers at Collaborative Laboratory Services (Ottumwa, IA), the laboratory performing NHANES biochemistry and hs-CRP assays for that cycle. The assay has a lower limit of detection of 0.11 mg/L. In the NHANES 1999–2006 validation cohort, hs-CRP was measured using latex-enhanced nephelometry at the University of Washington, with cycle-specific unit-conversion corrections applied for the 2005–2006 cycle. Values were reported in mg/L in both cohorts. For the IRI, hs-CRP was log-transformed prior to standardization to reduce right skewness. The threshold of &gt;10 mg/L for exclusion follows American Heart Association recommendations to remove acute inflammation.¹³</w:t>
       </w:r>
     </w:p>
     <w:p>
@@ -326,7 +326,7 @@
         <w:t xml:space="preserve"> </w:t>
       </w:r>
       <w:r>
-        <w:t xml:space="preserve">Albumin (LBXSAL) was measured using the bromocresol purple (BCP) dye-binding method on a Roche Cobas 6000 chemistry analyzer in the standard NHANES biochemistry panel. The BCP method is less affected by paraproteinemia than bromocresol green. Values were reported in g/dL with a reportable range of 0.5-6.5 g/dL and CV &lt;3%. Normal reference range is approximately 3.5-5.0 g/dL.</w:t>
+        <w:t xml:space="preserve">Albumin (LBXSAL) was measured in serum using the bromocresol purple (BCP) dye-binding method with a bichromatic digital endpoint read at 600 nm, on Beckman Coulter UniCel DxC800 Synchron and UniCel DxC660i Synchron Access chemistry analyzers in the NHANES 2015–2016 standard biochemistry panel. The BCP method is less affected by paraproteinemia than bromocresol green. Values were reported in g/dL. Normal reference range is approximately 3.5–5.0 g/dL.</w:t>
       </w:r>
     </w:p>
     <w:p>
@@ -344,7 +344,7 @@
         <w:t xml:space="preserve"> </w:t>
       </w:r>
       <w:r>
-        <w:t xml:space="preserve">Whole-body DEXA scans were performed using a Hologic Discovery model A densitometer (Hologic, Inc., Bedford, MA) by trained technologists following standardized positioning protocols. Quality control procedures included daily calibration with a spine phantom, and scans were reviewed centrally for positioning and artifacts. Participants were excluded if they exceeded the scanner weight limit (450 lbs/204 kg), had bilateral limb amputations, or had radiocontrast agents administered within the previous 7 days.</w:t>
+        <w:t xml:space="preserve">Whole-body DEXA scans were performed using a Hologic Discovery model A densitometer (Hologic, Inc., Bedford, MA) by trained technologists following standardized positioning protocols. Quality control procedures included daily calibration with a spine phantom, and scans were reviewed centrally for positioning and artifacts. Per the NHANES body composition protocol, participants were ineligible for whole-body DEXA if they weighed more than 450 pounds (204 kg) or were taller than 6 feet 5 inches (196 cm) (scanner table limits), were pregnant, or had received a barium-containing radiographic contrast agent within the previous 7 days.</w:t>
       </w:r>
     </w:p>
     <w:p>
@@ -352,7 +352,7 @@
         <w:pStyle w:val="BodyText"/>
       </w:pPr>
       <w:r>
-        <w:t xml:space="preserve">Appendicular lean mass (ALM) was calculated as the sum of lean soft tissue mass in the arms and legs, excluding bone mineral content and fat mass, using the NHANES DXX_I variables DXDLALE (left arm lean, excluding BMC), DXDRALE (right arm lean, excluding BMC), DXDLLLE (left leg lean, excluding BMC), and DXDRLLE (right leg lean, excluding BMC), reported in grams and converted to kilograms (ALM = [DXDLALE + DXDRALE + DXDLLLE + DXDRLLE] / 1000). ALMI was calculated as ALM (kg) divided by height squared (m²). We note that the Foundation for the National Institutes of Health (FNIH) Sarcopenia Project defined weakness thresholds using raw ALM (&lt;19.75 kg for men, &lt;15.02 kg for women) and ALM adjusted for BMI, rather than ALMI.¹⁴ ALMI-based cutoffs frequently cited in the sarcopenia literature (&lt;7.0 kg/m² for men and &lt;5.4 kg/m² for women) derive from the European Working Group on Sarcopenia in Older People (EWGSOP2) and related consensus statements rather than from FNIH. Because the IRI operationalizes ALMI as a continuous, sex-specific z-score rather than applying a binary cutoff, the index is robust to the choice of sarcopenia threshold. Sex-specific z-scoring (standardized separately within men and women) accounts for known sexual dimorphism in muscle mass while facilitating combination with other index components.</w:t>
+        <w:t xml:space="preserve">Appendicular lean mass (ALM) was calculated as the sum of lean soft tissue mass in the arms and legs, excluding bone mineral content and fat mass, using the NHANES DXX_I variables DXDLALE (left arm lean, excluding BMC), DXDRALE (right arm lean, excluding BMC), DXDLLLE (left leg lean, excluding BMC), and DXDRLLE (right leg lean, excluding BMC), reported in grams and converted to kilograms (ALM = [DXDLALE + DXDRALE + DXDLLLE + DXDRLLE] / 1000). ALMI was calculated as ALM (kg) divided by height squared (m²). We note that the Foundation for the National Institutes of Health (FNIH) Sarcopenia Project defined weakness thresholds using raw ALM (&lt;19.75 kg for men, &lt;15.02 kg for women) and ALM adjusted for BMI, rather than ALMI.¹⁴ ALMI-based cutoffs frequently cited in the sarcopenia literature (&lt;7.0 kg/m² for men and &lt;5.5 kg/m² for women per the 2019 European Working Group on Sarcopenia in Older People [EWGSOP2] consensus³, and &lt;5.4 kg/m² for women per the 2019 Asian Working Group for Sarcopenia [AWGS]) derive from these consensus statements rather than from FNIH. Because the IRI operationalizes ALMI as a continuous, sex-specific z-score rather than applying a binary cutoff, the index is robust to the choice of sarcopenia threshold. Sex-specific z-scoring (standardized separately within men and women) accounts for known sexual dimorphism in muscle mass while facilitating combination with other index components.</w:t>
       </w:r>
     </w:p>
     <w:bookmarkEnd w:id="26"/>
@@ -432,7 +432,7 @@
         <w:t xml:space="preserve"> </w:t>
       </w:r>
       <w:r>
-        <w:t xml:space="preserve">Participants were asked, "Do you have difficulty walking without using any special equipment?" (PFQ054). Response options were Yes or No. Participants responding Yes were classified as having walking difficulty. Walking without special equipment is a validated measure of functional capacity and is a core component of sarcopenia and frailty assessments.¹⁴</w:t>
+        <w:t xml:space="preserve">Participants were asked, "Because of a health problem, do you have difficulty walking without using any special equipment?" (PFQ054; SAS label: "Need special equipment to walk"). Response options were Yes or No. Participants responding Yes were classified as having walking difficulty. Walking without special equipment is a validated measure of functional capacity and is a core component of sarcopenia and frailty assessments.³</w:t>
       </w:r>
     </w:p>
     <w:p>
@@ -486,7 +486,7 @@
         <w:pStyle w:val="FirstParagraph"/>
       </w:pPr>
       <w:r>
-        <w:t xml:space="preserve">Complete-case analysis was used for all variables. Among NHANES 2015-2016 participants (N=9,971), the primary reasons for exclusion were: age &lt;20 years (n=3,651), missing DEXA data (n=2,412, including those ineligible for DEXA due to pregnancy, weight &gt;450 lbs, or bilateral amputations), hs-CRP &gt;10 mg/L (n=303), missing hs-CRP (n=524), and missing albumin (n=665). Among the 2,416 participants with complete IRI components, missing data for functional outcomes were: self-rated health 0.1%, walking difficulty 0.1%, and PHQ-9 7.5%. Missing PHQ-9 data were more common among older participants and those with lower education. Given that DEXA eligibility introduces selection bias favoring healthier, more mobile participants, results may not generalize to the most functionally impaired adults.</w:t>
+        <w:t xml:space="preserve">Complete-case analysis was used for all variables. Among NHANES 2015-2016 participants (N=9,971), the primary reasons for exclusion were: age &lt;20 years (n=3,651), missing DEXA data (n=2,412, including those ineligible for DEXA due to pregnancy, weight &gt;450 lbs, height &gt;6'5", or recent barium contrast administration), hs-CRP &gt;10 mg/L (n=303), missing hs-CRP (n=524), and missing albumin (n=665). Among the 2,416 participants with complete IRI components, missing data for functional outcomes were: self-rated health 0.1%, walking difficulty 0.1%, and PHQ-9 7.5%. Missing PHQ-9 data were more common among older participants and those with lower education. Given that DEXA eligibility introduces selection bias favoring healthier, more mobile participants, results may not generalize to the most functionally impaired adults.</w:t>
       </w:r>
     </w:p>
     <w:bookmarkEnd w:id="30"/>

--- a/manuscript/IRI_Manuscript_Final.docx
+++ b/manuscript/IRI_Manuscript_Final.docx
@@ -504,7 +504,7 @@
         <w:pStyle w:val="FirstParagraph"/>
       </w:pPr>
       <w:r>
-        <w:t xml:space="preserve">External validation used NHANES 1999-2006 cycles (1999-2000, 2001-2002, 2003-2004, 2005-2006), which included whole-body DEXA and have extended mortality follow-up through December 31, 2019 via the NHANES-Linked Mortality Files. The IRI was constructed using the same formula (IRI = −z_hs-CRP + z_Albumin + z_ALMI) with z-scores standardized using the derivation cohort means and standard deviations to ensure proper external validation. The 1999-2006 NHANES whole-body DEXA files contain 5 multiply imputed records per participant. We therefore created a participant-level validation cohort for counts and descriptive summaries by averaging ALMI across imputations, and a parallel imputation-specific cohort in which Cox models were fit separately within each DEXA imputation and pooled using Rubin's rules. The full 1999-2006 source population included 41,474 unique participants; 13,874 adults aged ≥20 years met eligibility criteria (complete IRI components, hs-CRP ≤10 mg/L) for the mortality analyses. Over a mean follow-up of 17.1 years, 3,263 all-cause deaths and 1,049 cardiovascular deaths occurred.</w:t>
+        <w:t xml:space="preserve">External validation used NHANES 1999-2006 cycles (1999-2000, 2001-2002, 2003-2004, 2005-2006), which included whole-body DEXA and have extended mortality follow-up through December 31, 2019 via the NHANES-Linked Mortality Files. The IRI was constructed using the same formula (IRI = −z_hs-CRP + z_Albumin + z_ALMI) with z-scores standardized using the derivation cohort means and standard deviations to ensure proper external validation. The 1999-2006 NHANES whole-body DEXA files contain 5 multiply imputed records per participant. We therefore created a participant-level validation cohort for counts and descriptive summaries by averaging ALMI across imputations, and a parallel imputation-specific cohort in which Cox models were fit separately within each DEXA imputation and pooled using Rubin's rules. The full 1999-2006 source population included 41,474 unique participants; 13,874 adults aged ≥20 years met eligibility criteria (complete IRI components, hs-CRP ≤10 mg/L) for the mortality analyses. Over a mean follow-up of 17.1 years, 3,263 all-cause deaths and 1,049 cardiovascular deaths occurred. Validation-cohort IRI quartiles were defined using the validation cohort's own IRI distribution (Q1: IRI ≤ -1.799; Q2: -1.799 &lt; IRI ≤ -0.754; Q3: -0.754 &lt; IRI ≤ 0.323; Q4: IRI &gt; 0.323), reflecting the population shift relative to the younger derivation cohort; component z-scores within IRI continued to use the derivation-cohort means and standard deviations to preserve the external-validation framing.</w:t>
       </w:r>
     </w:p>
     <w:bookmarkEnd w:id="31"/>
@@ -688,7 +688,7 @@
         <w:pStyle w:val="FirstParagraph"/>
       </w:pPr>
       <w:r>
-        <w:t xml:space="preserve">The IRI ranged from -6.58 to 5.43, with a mean of 0.00 (SD 1.57). The distribution was approximately normal with slight left skew (skewness -0.18). Quartile boundaries were: Q1 (lowest resilience, n=604), Q2 (n=604), Q3 (n=604), and Q4 (highest resilience, n=604).</w:t>
+        <w:t xml:space="preserve">The IRI ranged from -6.58 to 5.43, with a mean of 0.00 (SD 1.57). The distribution was approximately normal with slight left skew (skewness -0.18). Quartile cut-points (derivation cohort) were: Q1 (lowest resilience), IRI ≤ -1.087 (n=604); Q2, -1.087 &lt; IRI ≤ 0.007 (n=604); Q3, 0.007 &lt; IRI ≤ 1.052 (n=604); and Q4 (highest resilience), IRI &gt; 1.052 (n=604).</w:t>
       </w:r>
     </w:p>
     <w:p>

--- a/manuscript/IRI_Manuscript_Final.docx
+++ b/manuscript/IRI_Manuscript_Final.docx
@@ -2,7 +2,7 @@
 <file path=word/document.xml><?xml version="1.0" encoding="utf-8"?>
 <w:document xmlns:w="http://schemas.openxmlformats.org/wordprocessingml/2006/main" xmlns:m="http://schemas.openxmlformats.org/officeDocument/2006/math" xmlns:r="http://schemas.openxmlformats.org/officeDocument/2006/relationships" xmlns:o="urn:schemas-microsoft-com:office:office" xmlns:v="urn:schemas-microsoft-com:vml" xmlns:w10="urn:schemas-microsoft-com:office:word" xmlns:a="http://schemas.openxmlformats.org/drawingml/2006/main" xmlns:pic="http://schemas.openxmlformats.org/drawingml/2006/picture" xmlns:wp="http://schemas.openxmlformats.org/drawingml/2006/wordprocessingDrawing">
   <w:body>
-    <w:bookmarkStart w:id="92" w:name="X7646192d6afd75e44cc5eca5531e50eba2e7199"/>
+    <w:bookmarkStart w:id="89" w:name="X7646192d6afd75e44cc5eca5531e50eba2e7199"/>
     <w:p>
       <w:pPr>
         <w:pStyle w:val="Heading1"/>
@@ -18,13 +18,13 @@
         </w:pict>
       </w:r>
     </w:p>
-    <w:bookmarkStart w:id="20" w:name="clinical-perspectives"/>
+    <w:bookmarkStart w:id="20" w:name="abstract"/>
     <w:p>
       <w:pPr>
         <w:pStyle w:val="Heading2"/>
       </w:pPr>
       <w:r>
-        <w:t xml:space="preserve">CLINICAL PERSPECTIVES</w:t>
+        <w:t xml:space="preserve">ABSTRACT</w:t>
       </w:r>
     </w:p>
     <w:p>
@@ -32,7 +32,7 @@
         <w:pStyle w:val="FirstParagraph"/>
       </w:pPr>
       <w:r>
-        <w:t xml:space="preserve">What Is Known: Inflammation, nutritional status, and muscle mass independently predict adverse health outcomes. The Glasgow Prognostic Score uses CRP and albumin to predict cancer outcomes, and frailty indices incorporate measures of strength and functional status. However, a simple composite specifically integrating inflammation, nutrition, and objective muscle mass measurement has not been widely evaluated in population-based samples.</w:t>
+        <w:t xml:space="preserve">BACKGROUND: Inflammation, nutritional status, and muscle mass independently predict adverse health outcomes including mortality and functional decline. An integrated index combining these domains may better capture overall physiologic resilience than individual biomarkers.</w:t>
       </w:r>
     </w:p>
     <w:p>
@@ -40,7 +40,7 @@
         <w:pStyle w:val="BodyText"/>
       </w:pPr>
       <w:r>
-        <w:t xml:space="preserve">What Is New: The Inflammatory Resilience Index (IRI) combines hs-CRP, albumin, and appendicular lean mass into a single composite measure. In the external validation cohort, 13,874 eligible adults from NHANES 1999-2006 contributed 3,263 all-cause deaths and 1,049 cardiovascular deaths over 17.1 years of follow-up. Higher IRI was associated with lower all-cause mortality (HR 0.78 per 1-unit increase) and with lower cardiovascular mortality in the primary validation models (HR 0.84), with supportive but more sensitivity-dependent cardiovascular results across supplementary analyses.</w:t>
+        <w:t xml:space="preserve">OBJECTIVES: To develop an Inflammatory Resilience Index (IRI) combining high-sensitivity C-reactive protein (hs-CRP), serum albumin, and appendicular lean mass index (ALMI), and evaluate its association with functional outcomes and mortality in U.S. adults.</w:t>
       </w:r>
     </w:p>
     <w:p>
@@ -48,7 +48,31 @@
         <w:pStyle w:val="BodyText"/>
       </w:pPr>
       <w:r>
-        <w:t xml:space="preserve">Clinical Implications: IRI captures integrated physiologic resilience across inflammation, nutrition, and muscle mass domains. Adults in the lowest IRI quartile had 2.55-fold higher all-cause mortality and 1.91-fold higher cardiovascular mortality than those in the highest quartile after age- and sex-adjustment. These findings support IRI as a candidate research marker of physiologic reserve that merits external validation in additional cohorts before any clinical implementation.</w:t>
+        <w:t xml:space="preserve">METHODS: We constructed the IRI as: (−z_hs-CRP) + z_Albumin + z_ALMI, where higher values indicate better resilience. In the derivation cohort (NHANES 2015-2016, N=2,416 adults aged 20–59 years, reflecting the age range for available whole-body DEXA), we examined associations with functional outcomes using survey-weighted logistic regression. External validation used NHANES 1999-2006, which includes adults aged ≥20 years. Because the validation DEXA files contain 5 multiply imputed records per participant, descriptive validation summaries used one participant-level record per person and Cox models were fit separately within each imputation and pooled with Rubin's rules. Sensitivity analyses tested age-stratification, extended covariate adjustment, sex stratification, component-separated models, and competing-risk sensitivity.</w:t>
+      </w:r>
+    </w:p>
+    <w:p>
+      <w:pPr>
+        <w:pStyle w:val="BodyText"/>
+      </w:pPr>
+      <w:r>
+        <w:t xml:space="preserve">RESULTS: In the derivation cohort, each 1-unit IRI increase was associated with 16% lower odds of fair/poor health (OR: 0.84; 95% CI: 0.75-0.93; P=0.005) and a non-significant trend toward lower odds of walking difficulty (OR: 0.86; 95% CI: 0.72-1.03; P=0.08). In the validation cohort, 13,874 eligible adults contributed 3,263 all-cause deaths and 1,049 cardiovascular deaths over a mean follow-up of 17.1 years. Each 1-unit IRI increase was associated with lower all-cause mortality (HR: 0.78; 95% CI: 0.75-0.81; P&lt;0.001), lower cardiovascular mortality (HR: 0.84; 95% CI: 0.78-0.89; P&lt;0.001), and lower heart disease mortality (HR: 0.80; 95% CI: 0.75-0.85; P&lt;0.001). In age-stratified analyses, IRI remained associated with all-cause mortality in both younger (&lt;60 years: HR 0.67) and older (≥60 years: HR 0.81) adults. After adjustment for education and poverty-income ratio, the all-cause mortality association was unchanged (HR: 0.78; 95% CI: 0.76-0.81).</w:t>
+      </w:r>
+    </w:p>
+    <w:p>
+      <w:pPr>
+        <w:pStyle w:val="BodyText"/>
+      </w:pPr>
+      <w:r>
+        <w:t xml:space="preserve">CONCLUSIONS: A novel Inflammatory Resilience Index integrating inflammation, nutritional reserve, and muscle mass is significantly associated with self-rated health in young to middle-aged U.S. adults, and with all-cause mortality in an older external validation cohort. Lower IRI identifies individuals with substantially higher odds of poor functional outcomes and higher mortality risk, supporting its potential utility as a formative composite marker of physiologic reserve. Cardiovascular mortality results were supportive but more sensitivity-dependent than the all-cause findings. IRI should be viewed as a candidate research marker warranting further external validation rather than as a finalized clinical risk tool.</w:t>
+      </w:r>
+    </w:p>
+    <w:p>
+      <w:pPr>
+        <w:pStyle w:val="BodyText"/>
+      </w:pPr>
+      <w:r>
+        <w:t xml:space="preserve">Keywords: Inflammation; C-reactive protein; albumin; sarcopenia; functional status; NHANES</w:t>
       </w:r>
     </w:p>
     <w:p>
@@ -59,13 +83,13 @@
       </w:r>
     </w:p>
     <w:bookmarkEnd w:id="20"/>
-    <w:bookmarkStart w:id="21" w:name="abstract"/>
+    <w:bookmarkStart w:id="21" w:name="introduction"/>
     <w:p>
       <w:pPr>
         <w:pStyle w:val="Heading2"/>
       </w:pPr>
       <w:r>
-        <w:t xml:space="preserve">ABSTRACT</w:t>
+        <w:t xml:space="preserve">INTRODUCTION</w:t>
       </w:r>
     </w:p>
     <w:p>
@@ -73,7 +97,7 @@
         <w:pStyle w:val="FirstParagraph"/>
       </w:pPr>
       <w:r>
-        <w:t xml:space="preserve">BACKGROUND: Inflammation, nutritional status, and muscle mass independently predict adverse health outcomes including mortality and functional decline. An integrated index combining these domains may better capture overall physiologic resilience than individual biomarkers.</w:t>
+        <w:t xml:space="preserve">Systemic inflammation, nutritional status, and skeletal muscle mass represent three interconnected physiologic domains that independently predict adverse health outcomes including mortality, cardiovascular disease, and functional decline.¹⁻³ High-sensitivity C-reactive protein (hs-CRP), a marker of low-grade systemic inflammation, is associated with increased cardiovascular risk even after adjustment for traditional risk factors.⁴ Serum albumin, reflecting both hepatic synthetic function and nutritional adequacy, predicts mortality across diverse populations.⁵ Appendicular lean mass, a measure of skeletal muscle, declines with aging and is a key component of sarcopenia and frailty syndromes.⁶</w:t>
       </w:r>
     </w:p>
     <w:p>
@@ -81,7 +105,7 @@
         <w:pStyle w:val="BodyText"/>
       </w:pPr>
       <w:r>
-        <w:t xml:space="preserve">OBJECTIVES: To develop an Inflammatory Resilience Index (IRI) combining high-sensitivity C-reactive protein (hs-CRP), serum albumin, and appendicular lean mass index (ALMI), and evaluate its association with functional outcomes and mortality in U.S. adults.</w:t>
+        <w:t xml:space="preserve">While each biomarker provides prognostic information independently, the interplay between inflammation, nutrition, and muscle mass suggests that integrated assessment may better capture overall physiologic resilience. Chronic inflammation promotes catabolism and muscle wasting; malnutrition impairs immune function and muscle protein synthesis; and sarcopenia is associated with increased inflammatory markers.⁷⁻⁹ This bidirectional relationship creates a vicious cycle that accelerates functional decline in vulnerable individuals.</w:t>
       </w:r>
     </w:p>
     <w:p>
@@ -89,7 +113,7 @@
         <w:pStyle w:val="BodyText"/>
       </w:pPr>
       <w:r>
-        <w:t xml:space="preserve">METHODS: We constructed the IRI as: (−z_hs-CRP) + z_Albumin + z_ALMI, where higher values indicate better resilience. In the derivation cohort (NHANES 2015-2016, N=2,416 adults aged 20–59 years, reflecting the age range for available whole-body DEXA), we examined associations with functional outcomes using survey-weighted logistic regression. External validation used NHANES 1999-2006, which includes adults aged ≥20 years. Because the validation DEXA files contain 5 multiply imputed records per participant, descriptive validation summaries used one participant-level record per person and Cox models were fit separately within each imputation and pooled with Rubin's rules. Sensitivity analyses tested age-stratification, extended covariate adjustment, sex stratification, component-separated models, and competing-risk sensitivity.</w:t>
+        <w:t xml:space="preserve">Previous composite indices have combined subsets of these domains. The Glasgow Prognostic Score uses CRP and albumin to predict cancer outcomes.¹⁰ Frailty indices incorporate measures of strength, nutrition, and functional status.¹¹ However, a simple composite specifically integrating inflammation, nutrition, and objective muscle mass measurement has not been widely evaluated in population-based samples.</w:t>
       </w:r>
     </w:p>
     <w:p>
@@ -97,7 +121,7 @@
         <w:pStyle w:val="BodyText"/>
       </w:pPr>
       <w:r>
-        <w:t xml:space="preserve">RESULTS: In the derivation cohort, each 1-unit IRI increase was associated with 16% lower odds of fair/poor health (OR: 0.84; 95% CI: 0.75-0.93; P=0.005) and a non-significant trend toward lower odds of walking difficulty (OR: 0.86; 95% CI: 0.72-1.03; P=0.08). In the validation cohort, 13,874 eligible adults contributed 3,263 all-cause deaths and 1,049 cardiovascular deaths over a mean follow-up of 17.1 years. Each 1-unit IRI increase was associated with lower all-cause mortality (HR: 0.78; 95% CI: 0.75-0.81; P&lt;0.001), lower cardiovascular mortality (HR: 0.84; 95% CI: 0.78-0.89; P&lt;0.001), and lower heart disease mortality (HR: 0.80; 95% CI: 0.75-0.85; P&lt;0.001). In age-stratified analyses, IRI remained associated with all-cause mortality in both younger (&lt;60 years: HR 0.67) and older (≥60 years: HR 0.81) adults. After adjustment for education and poverty-income ratio, the all-cause mortality association was unchanged (HR: 0.78; 95% CI: 0.76-0.81).</w:t>
+        <w:t xml:space="preserve">We hypothesized that an Inflammatory Resilience Index (IRI) combining hs-CRP, serum albumin, and appendicular lean mass index (ALMI) from dual-energy X-ray absorptiometry (DEXA) would identify individuals with poor self-rated health and functional limitations. Using nationally representative data from NHANES 2015-2016, we aimed to construct the IRI as a simple additive z-score composite, characterize the demographic and clinical profiles of adults across IRI quartiles, and evaluate associations between IRI and functional outcomes including self-rated health, mobility limitations, and depressive symptoms.</w:t>
       </w:r>
     </w:p>
     <w:p>
@@ -105,15 +129,7 @@
         <w:pStyle w:val="BodyText"/>
       </w:pPr>
       <w:r>
-        <w:t xml:space="preserve">CONCLUSIONS: A novel Inflammatory Resilience Index integrating inflammation, nutritional reserve, and muscle mass is significantly associated with self-rated health in young to middle-aged U.S. adults, and with all-cause mortality in an older external validation cohort. Lower IRI identifies individuals with substantially higher odds of poor functional outcomes and higher mortality risk, supporting its potential utility as a formative composite marker of physiologic reserve. Cardiovascular mortality results were supportive but more sensitivity-dependent than the all-cause findings. IRI should be viewed as a candidate research marker warranting further external validation rather than as a finalized clinical risk tool.</w:t>
-      </w:r>
-    </w:p>
-    <w:p>
-      <w:pPr>
-        <w:pStyle w:val="BodyText"/>
-      </w:pPr>
-      <w:r>
-        <w:t xml:space="preserve">Keywords: Inflammation; C-reactive protein; albumin; sarcopenia; functional status; NHANES</w:t>
+        <w:t xml:space="preserve">We emphasize that the IRI is proposed as an exploratory composite index, not a validated clinical score. This analysis represents an initial step toward understanding whether integrated assessment of these three domains is associated with functional outcomes and later mortality.</w:t>
       </w:r>
     </w:p>
     <w:p>
@@ -124,13 +140,22 @@
       </w:r>
     </w:p>
     <w:bookmarkEnd w:id="21"/>
-    <w:bookmarkStart w:id="22" w:name="introduction"/>
+    <w:bookmarkStart w:id="34" w:name="methods"/>
     <w:p>
       <w:pPr>
         <w:pStyle w:val="Heading2"/>
       </w:pPr>
       <w:r>
-        <w:t xml:space="preserve">INTRODUCTION</w:t>
+        <w:t xml:space="preserve">METHODS</w:t>
+      </w:r>
+    </w:p>
+    <w:bookmarkStart w:id="22" w:name="data-source-and-study-population"/>
+    <w:p>
+      <w:pPr>
+        <w:pStyle w:val="Heading3"/>
+      </w:pPr>
+      <w:r>
+        <w:t xml:space="preserve">Data Source and Study Population</w:t>
       </w:r>
     </w:p>
     <w:p>
@@ -138,7 +163,7 @@
         <w:pStyle w:val="FirstParagraph"/>
       </w:pPr>
       <w:r>
-        <w:t xml:space="preserve">Systemic inflammation, nutritional status, and skeletal muscle mass represent three interconnected physiologic domains that independently predict adverse health outcomes including mortality, cardiovascular disease, and functional decline.¹⁻³ High-sensitivity C-reactive protein (hs-CRP), a marker of low-grade systemic inflammation, is associated with increased cardiovascular risk even after adjustment for traditional risk factors.⁴ Serum albumin, reflecting both hepatic synthetic function and nutritional adequacy, predicts mortality across diverse populations.⁵ Appendicular lean mass, a measure of skeletal muscle, declines with aging and is a key component of sarcopenia and frailty syndromes.⁶</w:t>
+        <w:t xml:space="preserve">This analysis used data from the National Health and Nutrition Examination Survey (NHANES), a nationally representative survey of the civilian, non-institutionalized U.S. population conducted by the National Center for Health Statistics (NCHS).¹² NHANES employs a complex, multistage probability sampling design with oversampling of certain subgroups (older adults, racial/ethnic minorities) to ensure reliable estimates. Participants undergo standardized interviews, physical examinations at mobile examination centers (MECs), and laboratory assessments.</w:t>
       </w:r>
     </w:p>
     <w:p>
@@ -146,7 +171,7 @@
         <w:pStyle w:val="BodyText"/>
       </w:pPr>
       <w:r>
-        <w:t xml:space="preserve">While each biomarker provides prognostic information independently, the interplay between inflammation, nutrition, and muscle mass suggests that integrated assessment may better capture overall physiologic resilience. Chronic inflammation promotes catabolism and muscle wasting; malnutrition impairs immune function and muscle protein synthesis; and sarcopenia is associated with increased inflammatory markers.⁷⁻⁹ This bidirectional relationship creates a vicious cycle that accelerates functional decline in vulnerable individuals.</w:t>
+        <w:t xml:space="preserve">We used data from the NHANES 2015-2016 cycle (cycle I), which includes dual-energy X-ray absorptiometry (DEXA) body composition measurements. Earlier cycles were excluded because DEXA protocols and equipment differed substantially, and the 2011-2014 cycles did not include whole-body DEXA scans.</w:t>
       </w:r>
     </w:p>
     <w:p>
@@ -154,7 +179,43 @@
         <w:pStyle w:val="BodyText"/>
       </w:pPr>
       <w:r>
-        <w:t xml:space="preserve">Previous composite indices have combined subsets of these domains. The Glasgow Prognostic Score uses CRP and albumin to predict cancer outcomes.¹⁰ Frailty indices incorporate measures of strength, nutrition, and functional status.¹¹ However, a simple composite specifically integrating inflammation, nutrition, and objective muscle mass measurement has not been widely evaluated in population-based samples.</w:t>
+        <w:t xml:space="preserve">The derivation analytic sample included adults aged 20–59 years with complete data for all three IRI components: hs-CRP (≤10 mg/L, to exclude acute infection), serum albumin, and DEXA-derived appendicular lean mass. The upper age bound reflects the NHANES 2015–2016 whole-body DEXA protocol, which limits scanning to adults aged 20–59 years. Participants were excluded if they were outside the 20–59-year DEXA eligibility window, had hs-CRP &gt;10 mg/L (to focus on chronic low-grade inflammation rather than acute infectious or inflammatory conditions),¹³ were pregnant (DEXA contraindicated), had missing DEXA data (scanner malfunction, participant refusal, body size exceeding scanner limits, or presence of radiocontrast from recent procedures), or lacked functional outcome questionnaire data. The final eligible derivation cohort included 2,416 participants with complete IRI components and functional outcome data.</w:t>
+      </w:r>
+    </w:p>
+    <w:bookmarkEnd w:id="22"/>
+    <w:bookmarkStart w:id="23" w:name="nhanes-data-files"/>
+    <w:p>
+      <w:pPr>
+        <w:pStyle w:val="Heading3"/>
+      </w:pPr>
+      <w:r>
+        <w:t xml:space="preserve">NHANES Data Files</w:t>
+      </w:r>
+    </w:p>
+    <w:p>
+      <w:pPr>
+        <w:pStyle w:val="FirstParagraph"/>
+      </w:pPr>
+      <w:r>
+        <w:t xml:space="preserve">The following NHANES public-use data files were accessed: demographics (DEMO_I), DEXA body composition (DXX_I), biochemistry profile including albumin (BIOPRO_I), hs-CRP (HSCRP_I), body measures (BMX_I), blood pressure (BPX_I), glycohemoglobin (GHB_I), smoking questionnaire (SMQ_I), diabetes questionnaire (DIQ_I), depression screening (DPQ_I), current health status (HUQ_I), and physical functioning (PFQ_I). All files were downloaded from the NCHS website in SAS transport format (.XPT) and processed using Python 3.9.1 with pandas 2.3.3.</w:t>
+      </w:r>
+    </w:p>
+    <w:bookmarkEnd w:id="23"/>
+    <w:bookmarkStart w:id="24" w:name="X5dc72d98338f8ce81cc76f203b6c58d2a42a814"/>
+    <w:p>
+      <w:pPr>
+        <w:pStyle w:val="Heading3"/>
+      </w:pPr>
+      <w:r>
+        <w:t xml:space="preserve">Inflammatory Resilience Index Construction</w:t>
+      </w:r>
+    </w:p>
+    <w:p>
+      <w:pPr>
+        <w:pStyle w:val="FirstParagraph"/>
+      </w:pPr>
+      <w:r>
+        <w:t xml:space="preserve">The IRI was constructed as an additive composite of three standardized components:</w:t>
       </w:r>
     </w:p>
     <w:p>
@@ -162,7 +223,7 @@
         <w:pStyle w:val="BodyText"/>
       </w:pPr>
       <w:r>
-        <w:t xml:space="preserve">We hypothesized that an Inflammatory Resilience Index (IRI) combining hs-CRP, serum albumin, and appendicular lean mass index (ALMI) from dual-energy X-ray absorptiometry (DEXA) would identify individuals with poor self-rated health and functional limitations. Using nationally representative data from NHANES 2015-2016, we aimed to construct the IRI as a simple additive z-score composite, characterize the demographic and clinical profiles of adults across IRI quartiles, and evaluate associations between IRI and functional outcomes including self-rated health, mobility limitations, and depressive symptoms.</w:t>
+        <w:t xml:space="preserve">IRI = (−z_hs-CRP) + z_Albumin + z_ALMI</w:t>
       </w:r>
     </w:p>
     <w:p>
@@ -170,41 +231,7 @@
         <w:pStyle w:val="BodyText"/>
       </w:pPr>
       <w:r>
-        <w:t xml:space="preserve">We emphasize that the IRI is proposed as an exploratory composite index, not a validated clinical score. This analysis represents an initial step toward understanding whether integrated assessment of these three domains is associated with functional outcomes and later mortality.</w:t>
-      </w:r>
-    </w:p>
-    <w:p>
-      <w:r>
-        <w:pict>
-          <v:rect style="width:0;height:1.5pt" o:hralign="center" o:hrstd="t" o:hr="t"/>
-        </w:pict>
-      </w:r>
-    </w:p>
-    <w:bookmarkEnd w:id="22"/>
-    <w:bookmarkStart w:id="35" w:name="methods"/>
-    <w:p>
-      <w:pPr>
-        <w:pStyle w:val="Heading2"/>
-      </w:pPr>
-      <w:r>
-        <w:t xml:space="preserve">METHODS</w:t>
-      </w:r>
-    </w:p>
-    <w:bookmarkStart w:id="23" w:name="data-source-and-study-population"/>
-    <w:p>
-      <w:pPr>
-        <w:pStyle w:val="Heading3"/>
-      </w:pPr>
-      <w:r>
-        <w:t xml:space="preserve">Data Source and Study Population</w:t>
-      </w:r>
-    </w:p>
-    <w:p>
-      <w:pPr>
-        <w:pStyle w:val="FirstParagraph"/>
-      </w:pPr>
-      <w:r>
-        <w:t xml:space="preserve">This analysis used data from the National Health and Nutrition Examination Survey (NHANES), a nationally representative survey of the civilian, non-institutionalized U.S. population conducted by the National Center for Health Statistics (NCHS).¹² NHANES employs a complex, multistage probability sampling design with oversampling of certain subgroups (older adults, racial/ethnic minorities) to ensure reliable estimates. Participants undergo standardized interviews, physical examinations at mobile examination centers (MECs), and laboratory assessments.</w:t>
+        <w:t xml:space="preserve">In this formulation, z_hs-CRP represents log-transformed hs-CRP standardized within the analytic sample and inverted so that lower inflammation yields higher scores; z_Albumin represents serum albumin standardized within the analytic sample; and z_ALMI represents appendicular lean mass index standardized within sex (sex-specific z-scores).</w:t>
       </w:r>
     </w:p>
     <w:p>
@@ -212,79 +239,11 @@
         <w:pStyle w:val="BodyText"/>
       </w:pPr>
       <w:r>
-        <w:t xml:space="preserve">We used data from the NHANES 2015-2016 cycle (cycle I), which includes dual-energy X-ray absorptiometry (DEXA) body composition measurements. Earlier cycles were excluded because DEXA protocols and equipment differed substantially, and the 2011-2014 cycles did not include whole-body DEXA scans.</w:t>
-      </w:r>
-    </w:p>
-    <w:p>
-      <w:pPr>
-        <w:pStyle w:val="BodyText"/>
-      </w:pPr>
-      <w:r>
-        <w:t xml:space="preserve">The derivation analytic sample included adults aged 20–59 years with complete data for all three IRI components: hs-CRP (≤10 mg/L, to exclude acute infection), serum albumin, and DEXA-derived appendicular lean mass. The upper age bound reflects the NHANES 2015–2016 whole-body DEXA protocol, which limits scanning to adults aged 20–59 years. Participants were excluded if they were outside the 20–59-year DEXA eligibility window, had hs-CRP &gt;10 mg/L (to focus on chronic low-grade inflammation rather than acute infectious or inflammatory conditions),¹³ were pregnant (DEXA contraindicated), had missing DEXA data (scanner malfunction, participant refusal, body size exceeding scanner limits, or presence of radiocontrast from recent procedures), or lacked functional outcome questionnaire data. The final eligible derivation cohort included 2,416 participants with complete IRI components and functional outcome data.</w:t>
-      </w:r>
-    </w:p>
-    <w:bookmarkEnd w:id="23"/>
-    <w:bookmarkStart w:id="24" w:name="nhanes-data-files"/>
-    <w:p>
-      <w:pPr>
-        <w:pStyle w:val="Heading3"/>
-      </w:pPr>
-      <w:r>
-        <w:t xml:space="preserve">NHANES Data Files</w:t>
-      </w:r>
-    </w:p>
-    <w:p>
-      <w:pPr>
-        <w:pStyle w:val="FirstParagraph"/>
-      </w:pPr>
-      <w:r>
-        <w:t xml:space="preserve">The following NHANES public-use data files were accessed: demographics (DEMO_I), DEXA body composition (DXX_I), biochemistry profile including albumin (BIOPRO_I), hs-CRP (HSCRP_I), body measures (BMX_I), blood pressure (BPX_I), glycohemoglobin (GHB_I), smoking questionnaire (SMQ_I), diabetes questionnaire (DIQ_I), depression screening (DPQ_I), current health status (HUQ_I), and physical functioning (PFQ_I). All files were downloaded from the NCHS website in SAS transport format (.XPT) and processed using Python 3.9.1 with pandas 2.3.3.</w:t>
+        <w:t xml:space="preserve">For hs-CRP and albumin, z-scores were calculated using the pooled sample mean and standard deviation. For ALMI, sex-specific standardization was used to account for known differences in muscle mass between men and women. Higher IRI values indicate better inflammatory resilience (lower inflammation, higher albumin, greater muscle mass). This formulation assigns equal weight to each domain and is designed for simplicity and interpretability. Because z-scores were computed within the eligible analytic sample, the composite IRI has a mean near zero in this cohort.</w:t>
       </w:r>
     </w:p>
     <w:bookmarkEnd w:id="24"/>
-    <w:bookmarkStart w:id="25" w:name="X5dc72d98338f8ce81cc76f203b6c58d2a42a814"/>
-    <w:p>
-      <w:pPr>
-        <w:pStyle w:val="Heading3"/>
-      </w:pPr>
-      <w:r>
-        <w:t xml:space="preserve">Inflammatory Resilience Index Construction</w:t>
-      </w:r>
-    </w:p>
-    <w:p>
-      <w:pPr>
-        <w:pStyle w:val="FirstParagraph"/>
-      </w:pPr>
-      <w:r>
-        <w:t xml:space="preserve">The IRI was constructed as an additive composite of three standardized components:</w:t>
-      </w:r>
-    </w:p>
-    <w:p>
-      <w:pPr>
-        <w:pStyle w:val="BodyText"/>
-      </w:pPr>
-      <w:r>
-        <w:t xml:space="preserve">IRI = (−z_hs-CRP) + z_Albumin + z_ALMI</w:t>
-      </w:r>
-    </w:p>
-    <w:p>
-      <w:pPr>
-        <w:pStyle w:val="BodyText"/>
-      </w:pPr>
-      <w:r>
-        <w:t xml:space="preserve">In this formulation, z_hs-CRP represents log-transformed hs-CRP standardized within the analytic sample and inverted so that lower inflammation yields higher scores; z_Albumin represents serum albumin standardized within the analytic sample; and z_ALMI represents appendicular lean mass index standardized within sex (sex-specific z-scores).</w:t>
-      </w:r>
-    </w:p>
-    <w:p>
-      <w:pPr>
-        <w:pStyle w:val="BodyText"/>
-      </w:pPr>
-      <w:r>
-        <w:t xml:space="preserve">For hs-CRP and albumin, z-scores were calculated using the pooled sample mean and standard deviation. For ALMI, sex-specific standardization was used to account for known differences in muscle mass between men and women. Higher IRI values indicate better inflammatory resilience (lower inflammation, higher albumin, greater muscle mass). This formulation assigns equal weight to each domain and is designed for simplicity and interpretability. Because z-scores were computed within the eligible analytic sample, the composite IRI has a mean near zero in this cohort.</w:t>
-      </w:r>
-    </w:p>
-    <w:bookmarkEnd w:id="25"/>
-    <w:bookmarkStart w:id="26" w:name="component-measurements"/>
+    <w:bookmarkStart w:id="25" w:name="component-measurements"/>
     <w:p>
       <w:pPr>
         <w:pStyle w:val="Heading3"/>
@@ -355,34 +314,34 @@
         <w:t xml:space="preserve">Appendicular lean mass (ALM) was calculated as the sum of lean soft tissue mass in the arms and legs, excluding bone mineral content and fat mass, using the NHANES DXX_I variables DXDLALE (left arm lean, excluding BMC), DXDRALE (right arm lean, excluding BMC), DXDLLLE (left leg lean, excluding BMC), and DXDRLLE (right leg lean, excluding BMC), reported in grams and converted to kilograms (ALM = [DXDLALE + DXDRALE + DXDLLLE + DXDRLLE] / 1000). ALMI was calculated as ALM (kg) divided by height squared (m²). We note that the Foundation for the National Institutes of Health (FNIH) Sarcopenia Project defined weakness thresholds using raw ALM (&lt;19.75 kg for men, &lt;15.02 kg for women) and ALM adjusted for BMI, rather than ALMI.¹⁴ ALMI-based cutoffs frequently cited in the sarcopenia literature (&lt;7.0 kg/m² for men and &lt;5.5 kg/m² for women per the 2019 European Working Group on Sarcopenia in Older People [EWGSOP2] consensus³, and &lt;5.4 kg/m² for women per the 2019 Asian Working Group for Sarcopenia [AWGS]) derive from these consensus statements rather than from FNIH. Because the IRI operationalizes ALMI as a continuous, sex-specific z-score rather than applying a binary cutoff, the index is robust to the choice of sarcopenia threshold. Sex-specific z-scoring (standardized separately within men and women) accounts for known sexual dimorphism in muscle mass while facilitating combination with other index components.</w:t>
       </w:r>
     </w:p>
+    <w:bookmarkEnd w:id="25"/>
+    <w:bookmarkStart w:id="26" w:name="iri-validation-and-internal-consistency"/>
+    <w:p>
+      <w:pPr>
+        <w:pStyle w:val="Heading3"/>
+      </w:pPr>
+      <w:r>
+        <w:t xml:space="preserve">IRI Validation and Internal Consistency</w:t>
+      </w:r>
+    </w:p>
+    <w:p>
+      <w:pPr>
+        <w:pStyle w:val="FirstParagraph"/>
+      </w:pPr>
+      <w:r>
+        <w:t xml:space="preserve">The three IRI components (inverted hs-CRP, albumin, ALMI) showed modest pairwise correlations, supporting their contribution of distinct information. Spearman correlations were: inverted log(hs-CRP) with albumin, r=0.21 (P&lt;0.001); inverted log(hs-CRP) with ALMI z-score, r=0.18 (P&lt;0.001); albumin with ALMI z-score, r=0.15 (P&lt;0.001). Cronbach's alpha for the three-component index was 0.42, indicating low internal consistency. This is expected and appropriate for a formative composite index, in which distinct physiologic domains (inflammation, nutrition, and muscle mass) contribute independently to the construct, rather than a reflective scale in which items are expected to be highly correlated because they all reflect a single underlying latent trait.</w:t>
+      </w:r>
+    </w:p>
+    <w:p>
+      <w:pPr>
+        <w:pStyle w:val="BodyText"/>
+      </w:pPr>
+      <w:r>
+        <w:t xml:space="preserve">The IRI distribution was approximately normal (Shapiro-Wilk W=0.992, P&lt;0.001 due to large sample size; skewness=-0.18, kurtosis=0.34). Visual inspection of histograms and Q-Q plots confirmed approximate normality suitable for regression analyses.</w:t>
+      </w:r>
+    </w:p>
     <w:bookmarkEnd w:id="26"/>
-    <w:bookmarkStart w:id="27" w:name="iri-validation-and-internal-consistency"/>
-    <w:p>
-      <w:pPr>
-        <w:pStyle w:val="Heading3"/>
-      </w:pPr>
-      <w:r>
-        <w:t xml:space="preserve">IRI Validation and Internal Consistency</w:t>
-      </w:r>
-    </w:p>
-    <w:p>
-      <w:pPr>
-        <w:pStyle w:val="FirstParagraph"/>
-      </w:pPr>
-      <w:r>
-        <w:t xml:space="preserve">The three IRI components (inverted hs-CRP, albumin, ALMI) showed modest pairwise correlations, supporting their contribution of distinct information. Spearman correlations were: inverted log(hs-CRP) with albumin, r=0.21 (P&lt;0.001); inverted log(hs-CRP) with ALMI z-score, r=0.18 (P&lt;0.001); albumin with ALMI z-score, r=0.15 (P&lt;0.001). Cronbach's alpha for the three-component index was 0.42, indicating low internal consistency. This is expected and appropriate for a formative composite index, in which distinct physiologic domains (inflammation, nutrition, and muscle mass) contribute independently to the construct, rather than a reflective scale in which items are expected to be highly correlated because they all reflect a single underlying latent trait.</w:t>
-      </w:r>
-    </w:p>
-    <w:p>
-      <w:pPr>
-        <w:pStyle w:val="BodyText"/>
-      </w:pPr>
-      <w:r>
-        <w:t xml:space="preserve">The IRI distribution was approximately normal (Shapiro-Wilk W=0.992, P&lt;0.001 due to large sample size; skewness=-0.18, kurtosis=0.34). Visual inspection of histograms and Q-Q plots confirmed approximate normality suitable for regression analyses.</w:t>
-      </w:r>
-    </w:p>
-    <w:bookmarkEnd w:id="27"/>
-    <w:bookmarkStart w:id="28" w:name="functional-outcomes"/>
+    <w:bookmarkStart w:id="27" w:name="functional-outcomes"/>
     <w:p>
       <w:pPr>
         <w:pStyle w:val="Heading3"/>
@@ -453,14 +412,32 @@
         <w:t xml:space="preserve">The Patient Health Questionnaire-9 (PHQ-9) was administered (DPQ010-DPQ090), which asks about the frequency of nine depressive symptoms over the past 2 weeks. Each item is scored 0-3 (not at all, several days, more than half the days, nearly every day), yielding a total score of 0-27. A score ≥10 was used to identify moderate-to-severe depressive symptoms, consistent with standard clinical cutoffs and prior NHANES validation studies.¹⁶ The PHQ-9 has sensitivity of 88% and specificity of 88% for major depression at this threshold.¹⁶</w:t>
       </w:r>
     </w:p>
+    <w:bookmarkEnd w:id="27"/>
+    <w:bookmarkStart w:id="28" w:name="covariates"/>
+    <w:p>
+      <w:pPr>
+        <w:pStyle w:val="Heading3"/>
+      </w:pPr>
+      <w:r>
+        <w:t xml:space="preserve">Covariates</w:t>
+      </w:r>
+    </w:p>
+    <w:p>
+      <w:pPr>
+        <w:pStyle w:val="FirstParagraph"/>
+      </w:pPr>
+      <w:r>
+        <w:t xml:space="preserve">Demographic variables included age (continuous), sex (male/female), and race/ethnicity (categorized as non-Hispanic White, non-Hispanic Black, Mexican American, other Hispanic, Asian, and other/multiracial). Additional covariates for sensitivity analyses included body mass index (BMI), diabetes (defined as HbA1c ≥6.5%, self-reported diabetes, or diabetes medication use), hypertension (average systolic BP ≥130 mmHg, diastolic BP ≥80 mmHg, or antihypertensive medication use), and current smoking status.</w:t>
+      </w:r>
+    </w:p>
     <w:bookmarkEnd w:id="28"/>
-    <w:bookmarkStart w:id="29" w:name="covariates"/>
+    <w:bookmarkStart w:id="29" w:name="missing-data"/>
     <w:p>
       <w:pPr>
         <w:pStyle w:val="Heading3"/>
       </w:pPr>
       <w:r>
-        <w:t xml:space="preserve">Covariates</w:t>
+        <w:t xml:space="preserve">Missing Data</w:t>
       </w:r>
     </w:p>
     <w:p>
@@ -468,17 +445,17 @@
         <w:pStyle w:val="FirstParagraph"/>
       </w:pPr>
       <w:r>
-        <w:t xml:space="preserve">Demographic variables included age (continuous), sex (male/female), and race/ethnicity (categorized as non-Hispanic White, non-Hispanic Black, Mexican American, other Hispanic, Asian, and other/multiracial). Additional covariates for sensitivity analyses included body mass index (BMI), diabetes (defined as HbA1c ≥6.5%, self-reported diabetes, or diabetes medication use), hypertension (average systolic BP ≥130 mmHg, diastolic BP ≥80 mmHg, or antihypertensive medication use), and current smoking status.</w:t>
+        <w:t xml:space="preserve">Complete-case analysis was used for all variables. Among NHANES 2015-2016 participants (N=9,971), the primary reasons for exclusion were: age &lt;20 years (n=3,651), missing DEXA data (n=2,412, including those ineligible for DEXA due to pregnancy, weight &gt;450 lbs, height &gt;6'5", or recent barium contrast administration), hs-CRP &gt;10 mg/L (n=303), missing hs-CRP (n=524), and missing albumin (n=665). Among the 2,416 participants with complete IRI components, missing data for functional outcomes were: self-rated health 0.1%, walking difficulty 0.1%, and PHQ-9 7.5%. Missing PHQ-9 data were more common among older participants and those with lower education. Given that DEXA eligibility introduces selection bias favoring healthier, more mobile participants, results may not generalize to the most functionally impaired adults.</w:t>
       </w:r>
     </w:p>
     <w:bookmarkEnd w:id="29"/>
-    <w:bookmarkStart w:id="30" w:name="missing-data"/>
+    <w:bookmarkStart w:id="30" w:name="external-validation-cohort"/>
     <w:p>
       <w:pPr>
         <w:pStyle w:val="Heading3"/>
       </w:pPr>
       <w:r>
-        <w:t xml:space="preserve">Missing Data</w:t>
+        <w:t xml:space="preserve">External Validation Cohort</w:t>
       </w:r>
     </w:p>
     <w:p>
@@ -486,29 +463,11 @@
         <w:pStyle w:val="FirstParagraph"/>
       </w:pPr>
       <w:r>
-        <w:t xml:space="preserve">Complete-case analysis was used for all variables. Among NHANES 2015-2016 participants (N=9,971), the primary reasons for exclusion were: age &lt;20 years (n=3,651), missing DEXA data (n=2,412, including those ineligible for DEXA due to pregnancy, weight &gt;450 lbs, height &gt;6'5", or recent barium contrast administration), hs-CRP &gt;10 mg/L (n=303), missing hs-CRP (n=524), and missing albumin (n=665). Among the 2,416 participants with complete IRI components, missing data for functional outcomes were: self-rated health 0.1%, walking difficulty 0.1%, and PHQ-9 7.5%. Missing PHQ-9 data were more common among older participants and those with lower education. Given that DEXA eligibility introduces selection bias favoring healthier, more mobile participants, results may not generalize to the most functionally impaired adults.</w:t>
+        <w:t xml:space="preserve">External validation used NHANES 1999-2006 cycles (1999-2000, 2001-2002, 2003-2004, 2005-2006), which included whole-body DEXA and have extended mortality follow-up through December 31, 2019 via the NHANES-Linked Mortality Files. Cardiovascular mortality was defined as NCHS Linked Mortality File UCOD_LEADING codes 1 (heart disease, ICD-10 I00–I09, I11, I13, I20–I51) and 5 (cerebrovascular disease, ICD-10 I60–I69); heart disease mortality and stroke mortality were defined as UCOD_LEADING = 1 and UCOD_LEADING = 5, respectively. The IRI was constructed using the same formula (IRI = −z_hs-CRP + z_Albumin + z_ALMI) with z-scores standardized using the derivation cohort means and standard deviations to ensure proper external validation. The 1999-2006 NHANES whole-body DEXA files contain 5 multiply imputed records per participant. We therefore created a participant-level validation cohort for counts and descriptive summaries by averaging ALMI across imputations, and a parallel imputation-specific cohort in which Cox models were fit separately within each DEXA imputation and pooled using Rubin's rules. The full 1999-2006 source population included 41,474 unique participants; 13,874 adults aged ≥20 years met eligibility criteria (complete IRI components, hs-CRP ≤10 mg/L) for the mortality analyses. Over a mean follow-up of 17.1 years, 3,263 all-cause deaths and 1,049 cardiovascular deaths occurred. Validation-cohort IRI quartiles were defined using the validation cohort's own IRI distribution (Q1: IRI ≤ -1.799; Q2: -1.799 &lt; IRI ≤ -0.754; Q3: -0.754 &lt; IRI ≤ 0.323; Q4: IRI &gt; 0.323), reflecting the population shift relative to the younger derivation cohort; component z-scores within IRI continued to use the derivation-cohort means and standard deviations to preserve the external-validation framing.</w:t>
       </w:r>
     </w:p>
     <w:bookmarkEnd w:id="30"/>
-    <w:bookmarkStart w:id="31" w:name="external-validation-cohort"/>
-    <w:p>
-      <w:pPr>
-        <w:pStyle w:val="Heading3"/>
-      </w:pPr>
-      <w:r>
-        <w:t xml:space="preserve">External Validation Cohort</w:t>
-      </w:r>
-    </w:p>
-    <w:p>
-      <w:pPr>
-        <w:pStyle w:val="FirstParagraph"/>
-      </w:pPr>
-      <w:r>
-        <w:t xml:space="preserve">External validation used NHANES 1999-2006 cycles (1999-2000, 2001-2002, 2003-2004, 2005-2006), which included whole-body DEXA and have extended mortality follow-up through December 31, 2019 via the NHANES-Linked Mortality Files. The IRI was constructed using the same formula (IRI = −z_hs-CRP + z_Albumin + z_ALMI) with z-scores standardized using the derivation cohort means and standard deviations to ensure proper external validation. The 1999-2006 NHANES whole-body DEXA files contain 5 multiply imputed records per participant. We therefore created a participant-level validation cohort for counts and descriptive summaries by averaging ALMI across imputations, and a parallel imputation-specific cohort in which Cox models were fit separately within each DEXA imputation and pooled using Rubin's rules. The full 1999-2006 source population included 41,474 unique participants; 13,874 adults aged ≥20 years met eligibility criteria (complete IRI components, hs-CRP ≤10 mg/L) for the mortality analyses. Over a mean follow-up of 17.1 years, 3,263 all-cause deaths and 1,049 cardiovascular deaths occurred. Validation-cohort IRI quartiles were defined using the validation cohort's own IRI distribution (Q1: IRI ≤ -1.799; Q2: -1.799 &lt; IRI ≤ -0.754; Q3: -0.754 &lt; IRI ≤ 0.323; Q4: IRI &gt; 0.323), reflecting the population shift relative to the younger derivation cohort; component z-scores within IRI continued to use the derivation-cohort means and standard deviations to preserve the external-validation framing.</w:t>
-      </w:r>
-    </w:p>
-    <w:bookmarkEnd w:id="31"/>
-    <w:bookmarkStart w:id="32" w:name="sensitivity-analyses"/>
+    <w:bookmarkStart w:id="31" w:name="sensitivity-analyses"/>
     <w:p>
       <w:pPr>
         <w:pStyle w:val="Heading3"/>
@@ -540,8 +499,8 @@
         <w:t xml:space="preserve">does not support the NHANES survey design.</w:t>
       </w:r>
     </w:p>
-    <w:bookmarkEnd w:id="32"/>
-    <w:bookmarkStart w:id="33" w:name="statistical-analysis"/>
+    <w:bookmarkEnd w:id="31"/>
+    <w:bookmarkStart w:id="32" w:name="statistical-analysis"/>
     <w:p>
       <w:pPr>
         <w:pStyle w:val="Heading3"/>
@@ -555,7 +514,7 @@
         <w:pStyle w:val="FirstParagraph"/>
       </w:pPr>
       <w:r>
-        <w:t xml:space="preserve">All analyses — including baseline descriptive statistics, logistic-regression models for functional outcomes, and Cox proportional-hazards models for validation-cohort mortality — incorporated NHANES complex survey design elements: primary sampling units (SDMVPSU), strata (SDMVSTRA), and MEC examination weights (WTMEC2YR for 2015–2016; cycle-appropriate WTMEC4YR/WTMEC2YR combinations for 1999–2006).¹⁷ Survey-weighted logistic regression used the</w:t>
+        <w:t xml:space="preserve">All analyses (including baseline descriptive statistics, logistic-regression models for functional outcomes, and Cox proportional-hazards models for validation-cohort mortality) incorporated NHANES complex survey design elements: primary sampling units (SDMVPSU), strata (SDMVSTRA), and MEC examination weights (WTMEC2YR for 2015–2016; cycle-appropriate WTMEC4YR/WTMEC2YR combinations for 1999–2006).¹⁷ Survey-weighted logistic regression used the</w:t>
       </w:r>
       <w:r>
         <w:t xml:space="preserve"> </w:t>
@@ -612,8 +571,8 @@
         <w:t xml:space="preserve">Given the sample size (N=2,416) and outcome prevalence (5.6-17.4%), this study had 80% power to detect odds ratios ≥1.3 for continuous IRI and ≥1.5 for quartile comparisons at α=0.05. A two-sided P&lt;0.05 defined statistical significance. Given the evaluation of three primary functional outcomes, results should be interpreted with consideration of multiple comparisons; sensitivity analyses were pre-specified and considered exploratory. Analyses were performed using R version 4.4.1 (R Foundation for Statistical Computing) with the survey package version 4.4.8.¹⁸ Exploratory concordance summaries were generated for internal comparison, but we did not treat them as formal pooled survey-weighted discrimination estimates and therefore did not use them for inferential claims.</w:t>
       </w:r>
     </w:p>
-    <w:bookmarkEnd w:id="33"/>
-    <w:bookmarkStart w:id="34" w:name="ethical-statement"/>
+    <w:bookmarkEnd w:id="32"/>
+    <w:bookmarkStart w:id="33" w:name="ethical-statement"/>
     <w:p>
       <w:pPr>
         <w:pStyle w:val="Heading3"/>
@@ -637,24 +596,50 @@
         </w:pict>
       </w:r>
     </w:p>
+    <w:bookmarkEnd w:id="33"/>
     <w:bookmarkEnd w:id="34"/>
+    <w:bookmarkStart w:id="38" w:name="results"/>
+    <w:p>
+      <w:pPr>
+        <w:pStyle w:val="Heading2"/>
+      </w:pPr>
+      <w:r>
+        <w:t xml:space="preserve">RESULTS</w:t>
+      </w:r>
+    </w:p>
+    <w:bookmarkStart w:id="35" w:name="study-population-and-participant-flow"/>
+    <w:p>
+      <w:pPr>
+        <w:pStyle w:val="Heading3"/>
+      </w:pPr>
+      <w:r>
+        <w:t xml:space="preserve">Study Population and Participant Flow</w:t>
+      </w:r>
+    </w:p>
+    <w:p>
+      <w:pPr>
+        <w:pStyle w:val="FirstParagraph"/>
+      </w:pPr>
+      <w:r>
+        <w:t xml:space="preserve">Of 9,971 NHANES 2015-2016 participants examined at mobile examination centers, 6,320 adults aged ≥20 years were identified. After excluding those without DEXA data (n=2,412, primarily due to pregnancy, body size exceeding scanner limits, or scanner unavailability), those with hs-CRP &gt;10 mg/L (n=303), those missing hs-CRP (n=524), those missing albumin (n=665), and those missing functional outcome data, 2,416 adults with complete IRI components and at least one functional outcome remained for analysis.</w:t>
+      </w:r>
+    </w:p>
+    <w:p>
+      <w:pPr>
+        <w:pStyle w:val="BodyText"/>
+      </w:pPr>
+      <w:r>
+        <w:t xml:space="preserve">The analytic sample was slightly younger and healthier than the overall NHANES adult population, reflecting DEXA eligibility requirements. The mean age was 39.6 ± 11.4 years (range 20-59 years, as DEXA was only performed in participants aged 20-59 in most cycles), and the survey-weighted sex distribution was 47.5% female.</w:t>
+      </w:r>
+    </w:p>
     <w:bookmarkEnd w:id="35"/>
-    <w:bookmarkStart w:id="39" w:name="results"/>
-    <w:p>
-      <w:pPr>
-        <w:pStyle w:val="Heading2"/>
-      </w:pPr>
-      <w:r>
-        <w:t xml:space="preserve">RESULTS</w:t>
-      </w:r>
-    </w:p>
-    <w:bookmarkStart w:id="36" w:name="study-population-and-participant-flow"/>
+    <w:bookmarkStart w:id="36" w:name="iri-distribution-and-components"/>
     <w:p>
       <w:pPr>
         <w:pStyle w:val="Heading3"/>
       </w:pPr>
       <w:r>
-        <w:t xml:space="preserve">Study Population and Participant Flow</w:t>
+        <w:t xml:space="preserve">IRI Distribution and Components</w:t>
       </w:r>
     </w:p>
     <w:p>
@@ -662,7 +647,7 @@
         <w:pStyle w:val="FirstParagraph"/>
       </w:pPr>
       <w:r>
-        <w:t xml:space="preserve">Of 9,971 NHANES 2015-2016 participants examined at mobile examination centers, 6,320 adults aged ≥20 years were identified. After excluding those without DEXA data (n=2,412, primarily due to pregnancy, body size exceeding scanner limits, or scanner unavailability), those with hs-CRP &gt;10 mg/L (n=303), those missing hs-CRP (n=524), those missing albumin (n=665), and those missing functional outcome data, 2,416 adults with complete IRI components and at least one functional outcome remained for analysis.</w:t>
+        <w:t xml:space="preserve">The IRI ranged from -6.58 to 5.43, with a mean of 0.00 (SD 1.57). The distribution was approximately normal with slight left skew (skewness -0.18). Quartile cut-points (derivation cohort) were: Q1 (lowest resilience), IRI ≤ -1.087 (n=604); Q2, -1.087 &lt; IRI ≤ 0.007 (n=604); Q3, 0.007 &lt; IRI ≤ 1.052 (n=604); and Q4 (highest resilience), IRI &gt; 1.052 (n=604).</w:t>
       </w:r>
     </w:p>
     <w:p>
@@ -670,17 +655,17 @@
         <w:pStyle w:val="BodyText"/>
       </w:pPr>
       <w:r>
-        <w:t xml:space="preserve">The analytic sample was slightly younger and healthier than the overall NHANES adult population, reflecting DEXA eligibility requirements. The mean age was 39.6 ± 11.4 years (range 20-59 years, as DEXA was only performed in participants aged 20-59 in most cycles), and the survey-weighted sex distribution was 47.5% female.</w:t>
+        <w:t xml:space="preserve">Individual IRI component distributions were: hs-CRP median 1.4 mg/L (IQR 0.6-3.2), mean 2.3 mg/L (SD 2.2); albumin mean 4.4 g/dL (SD 0.32), range 3.0-5.5 g/dL; ALMI mean 7.8 kg/m² (SD 1.3) in men and 6.0 kg/m² (SD 1.1) in women.</w:t>
       </w:r>
     </w:p>
     <w:bookmarkEnd w:id="36"/>
-    <w:bookmarkStart w:id="37" w:name="iri-distribution-and-components"/>
+    <w:bookmarkStart w:id="37" w:name="characteristics-by-iri-quartile"/>
     <w:p>
       <w:pPr>
         <w:pStyle w:val="Heading3"/>
       </w:pPr>
       <w:r>
-        <w:t xml:space="preserve">IRI Distribution and Components</w:t>
+        <w:t xml:space="preserve">Characteristics by IRI Quartile</w:t>
       </w:r>
     </w:p>
     <w:p>
@@ -688,38 +673,12 @@
         <w:pStyle w:val="FirstParagraph"/>
       </w:pPr>
       <w:r>
-        <w:t xml:space="preserve">The IRI ranged from -6.58 to 5.43, with a mean of 0.00 (SD 1.57). The distribution was approximately normal with slight left skew (skewness -0.18). Quartile cut-points (derivation cohort) were: Q1 (lowest resilience), IRI ≤ -1.087 (n=604); Q2, -1.087 &lt; IRI ≤ 0.007 (n=604); Q3, 0.007 &lt; IRI ≤ 1.052 (n=604); and Q4 (highest resilience), IRI &gt; 1.052 (n=604).</w:t>
-      </w:r>
-    </w:p>
-    <w:p>
-      <w:pPr>
-        <w:pStyle w:val="BodyText"/>
-      </w:pPr>
-      <w:r>
-        <w:t xml:space="preserve">Individual IRI component distributions were: hs-CRP median 1.4 mg/L (IQR 0.6-3.2), mean 2.3 mg/L (SD 2.2); albumin mean 4.4 g/dL (SD 0.32), range 3.0-5.5 g/dL; ALMI mean 7.8 kg/m² (SD 1.3) in men and 6.0 kg/m² (SD 1.1) in women.</w:t>
+        <w:t xml:space="preserve">Participants in the lowest IRI quartile (Q1) differed substantially from those in the highest quartile (Q4) (Table 1). Regarding demographics, Q1 participants were older (42.7 vs 34.5 years, P&lt;0.001), more often female (66.2% vs 30.6%, P&lt;0.001), and had similar BMI (28.1 vs 27.9 kg/m², P=0.01).</w:t>
       </w:r>
     </w:p>
     <w:bookmarkEnd w:id="37"/>
-    <w:bookmarkStart w:id="38" w:name="characteristics-by-iri-quartile"/>
-    <w:p>
-      <w:pPr>
-        <w:pStyle w:val="Heading3"/>
-      </w:pPr>
-      <w:r>
-        <w:t xml:space="preserve">Characteristics by IRI Quartile</w:t>
-      </w:r>
-    </w:p>
-    <w:p>
-      <w:pPr>
-        <w:pStyle w:val="FirstParagraph"/>
-      </w:pPr>
-      <w:r>
-        <w:t xml:space="preserve">Participants in the lowest IRI quartile (Q1) differed substantially from those in the highest quartile (Q4) (Table 1). Regarding demographics, Q1 participants were older (42.7 vs 34.5 years, P&lt;0.001), more often female (66.2% vs 30.6%, P&lt;0.001), and had similar BMI (28.1 vs 27.9 kg/m², P=0.01).</w:t>
-      </w:r>
-    </w:p>
     <w:bookmarkEnd w:id="38"/>
-    <w:bookmarkEnd w:id="39"/>
-    <w:bookmarkStart w:id="40" w:name="Xf47f07b2fb1086a782cd7b07316b5956118ca8c"/>
+    <w:bookmarkStart w:id="39" w:name="Xf47f07b2fb1086a782cd7b07316b5956118ca8c"/>
     <w:p>
       <w:pPr>
         <w:pStyle w:val="Heading2"/>
@@ -1689,17 +1648,17 @@
         <w:pStyle w:val="BodyText"/>
       </w:pPr>
       <w:r>
-        <w:t xml:space="preserve">For IRI components (Table 3, Figure 3), hs-CRP was 4.3-fold higher in Q1 (3.98 vs 0.92 mg/L, P&lt;0.001), albumin was lower in Q1 (4.10 vs 4.68 g/dL, P&lt;0.001), and ALMI z-score was lower in Q1 (-0.31 vs 0.26, P&lt;0.001).</w:t>
-      </w:r>
-    </w:p>
-    <w:bookmarkEnd w:id="40"/>
-    <w:bookmarkStart w:id="41" w:name="table-3-iri-component-values-by-quartile"/>
+        <w:t xml:space="preserve">For IRI components (Table 2, Figure 1), hs-CRP was 4.3-fold higher in Q1 (3.98 vs 0.92 mg/L, P&lt;0.001), albumin was lower in Q1 (4.10 vs 4.68 g/dL, P&lt;0.001), and ALMI z-score was lower in Q1 (-0.31 vs 0.26, P&lt;0.001).</w:t>
+      </w:r>
+    </w:p>
+    <w:bookmarkEnd w:id="39"/>
+    <w:bookmarkStart w:id="40" w:name="table-2-iri-component-values-by-quartile"/>
     <w:p>
       <w:pPr>
         <w:pStyle w:val="Heading2"/>
       </w:pPr>
       <w:r>
-        <w:t xml:space="preserve">TABLE 3. IRI Component Values by Quartile</w:t>
+        <w:t xml:space="preserve">TABLE 2. IRI Component Values by Quartile</w:t>
       </w:r>
     </w:p>
     <w:tbl>
@@ -2068,14 +2027,14 @@
         <w:t xml:space="preserve">Values are unweighted sample means (SD), reflecting the analytic sample used for IRI construction. Survey-weighted population estimates are shown in Table 1. Abbreviations: ALMI = appendicular lean mass index; hs-CRP = high-sensitivity C-reactive protein; IRI = Inflammatory Resilience Index.</w:t>
       </w:r>
     </w:p>
-    <w:bookmarkEnd w:id="41"/>
-    <w:bookmarkStart w:id="46" w:name="X0eed311eac837f005e0b001fd93f9499ff6ac83"/>
+    <w:bookmarkEnd w:id="40"/>
+    <w:bookmarkStart w:id="45" w:name="Xcef4839ae9f1827763e8e0aa7bbf974631b92b9"/>
     <w:p>
       <w:pPr>
         <w:pStyle w:val="Heading2"/>
       </w:pPr>
       <w:r>
-        <w:t xml:space="preserve">FIGURE 3. IRI Component Profiles by Quartile</w:t>
+        <w:t xml:space="preserve">FIGURE 1. IRI Component Profiles by Quartile</w:t>
       </w:r>
     </w:p>
     <w:p>
@@ -2087,18 +2046,18 @@
           <wp:inline>
             <wp:extent cx="5334000" cy="2400300"/>
             <wp:effectExtent b="0" l="0" r="0" t="0"/>
-            <wp:docPr descr="Figure 3" title="" id="43" name="Picture"/>
+            <wp:docPr descr="Figure 1" title="" id="42" name="Picture"/>
             <a:graphic>
               <a:graphicData uri="http://schemas.openxmlformats.org/drawingml/2006/picture">
                 <pic:pic>
                   <pic:nvPicPr>
-                    <pic:cNvPr descr="figures/figure3_iri_components.png" id="44" name="Picture"/>
+                    <pic:cNvPr descr="figures/figure1_iri_components.png" id="43" name="Picture"/>
                     <pic:cNvPicPr>
                       <a:picLocks noChangeArrowheads="1" noChangeAspect="1"/>
                     </pic:cNvPicPr>
                   </pic:nvPicPr>
                   <pic:blipFill>
-                    <a:blip r:embed="rId42"/>
+                    <a:blip r:embed="rId41"/>
                     <a:stretch>
                       <a:fillRect/>
                     </a:stretch>
@@ -2141,7 +2100,7 @@
         <w:t xml:space="preserve">Regarding comorbidities, diabetes was more prevalent in Q1 (10.7% vs 5.2%, P=0.001), hypertension was similar across quartiles (33-39%, P=0.39), CVD history was higher in Q1 (3.8% vs 1.6%, P=0.03), and current smoking was more prevalent in Q1 (24.6% vs 16.9%, P=0.04).</w:t>
       </w:r>
     </w:p>
-    <w:bookmarkStart w:id="45" w:name="functional-outcomes-by-iri-quartile"/>
+    <w:bookmarkStart w:id="44" w:name="functional-outcomes-by-iri-quartile"/>
     <w:p>
       <w:pPr>
         <w:pStyle w:val="Heading3"/>
@@ -2155,21 +2114,21 @@
         <w:pStyle w:val="FirstParagraph"/>
       </w:pPr>
       <w:r>
-        <w:t xml:space="preserve">Clear gradients in functional outcome prevalence were observed across IRI quartiles (Table 2, Figure 2). For fair/poor self-rated health, prevalence was 17.4% (SE 2.6%) in Q1, 17.4% (SE 1.5%) in Q2, 13.7% (SE 1.7%) in Q3, and 9.3% (SE 1.1%) in Q4, representing an absolute difference of 8.1 percentage points between Q1 and Q4.</w:t>
-      </w:r>
-    </w:p>
+        <w:t xml:space="preserve">Clear gradients in functional outcome prevalence were observed across IRI quartiles (Table 3, Figure 2). For fair/poor self-rated health, prevalence was 17.4% (SE 2.6%) in Q1, 17.4% (SE 1.5%) in Q2, 13.7% (SE 1.7%) in Q3, and 9.3% (SE 1.1%) in Q4, representing an absolute difference of 8.1 percentage points between Q1 and Q4.</w:t>
+      </w:r>
+    </w:p>
+    <w:bookmarkEnd w:id="44"/>
     <w:bookmarkEnd w:id="45"/>
-    <w:bookmarkEnd w:id="46"/>
-    <w:bookmarkStart w:id="49" w:name="Xe526c82a97a0fc22a48cce10c0bcb455db7b2a1"/>
+    <w:bookmarkStart w:id="48" w:name="X900709a133d80f2c7428cb057c176e4393ae631"/>
     <w:p>
       <w:pPr>
         <w:pStyle w:val="Heading2"/>
       </w:pPr>
       <w:r>
-        <w:t xml:space="preserve">TABLE 2. Association of IRI with Functional Outcomes</w:t>
-      </w:r>
-    </w:p>
-    <w:bookmarkStart w:id="47" w:name="panel-a-prevalence-by-quartile"/>
+        <w:t xml:space="preserve">TABLE 3. Association of IRI with Functional Outcomes</w:t>
+      </w:r>
+    </w:p>
+    <w:bookmarkStart w:id="46" w:name="panel-a-prevalence-by-quartile"/>
     <w:p>
       <w:pPr>
         <w:pStyle w:val="Heading3"/>
@@ -2423,8 +2382,8 @@
         </w:tc>
       </w:tr>
     </w:tbl>
-    <w:bookmarkEnd w:id="47"/>
-    <w:bookmarkStart w:id="48" w:name="panel-b-adjusted-odds-ratios"/>
+    <w:bookmarkEnd w:id="46"/>
+    <w:bookmarkStart w:id="47" w:name="panel-b-adjusted-odds-ratios"/>
     <w:p>
       <w:pPr>
         <w:pStyle w:val="Heading3"/>
@@ -2686,9 +2645,9 @@
         <w:t xml:space="preserve">*Adjusted for age, sex, and race/ethnicity. Values in parentheses are 95% CI. Abbreviations: CI = confidence interval; IRI = Inflammatory Resilience Index; PHQ-9 = Patient Health Questionnaire-9; SE = standard error.</w:t>
       </w:r>
     </w:p>
+    <w:bookmarkEnd w:id="47"/>
     <w:bookmarkEnd w:id="48"/>
-    <w:bookmarkEnd w:id="49"/>
-    <w:bookmarkStart w:id="54" w:name="Xa961769a53a60ee78a20317f2dd019a71a94026"/>
+    <w:bookmarkStart w:id="53" w:name="Xa961769a53a60ee78a20317f2dd019a71a94026"/>
     <w:p>
       <w:pPr>
         <w:pStyle w:val="Heading2"/>
@@ -2706,18 +2665,18 @@
           <wp:inline>
             <wp:extent cx="5334000" cy="2400300"/>
             <wp:effectExtent b="0" l="0" r="0" t="0"/>
-            <wp:docPr descr="Figure 2" title="" id="51" name="Picture"/>
+            <wp:docPr descr="Figure 2" title="" id="50" name="Picture"/>
             <a:graphic>
               <a:graphicData uri="http://schemas.openxmlformats.org/drawingml/2006/picture">
                 <pic:pic>
                   <pic:nvPicPr>
-                    <pic:cNvPr descr="figures/figure2_prevalence_by_quartile.png" id="52" name="Picture"/>
+                    <pic:cNvPr descr="figures/figure2_prevalence_by_quartile.png" id="51" name="Picture"/>
                     <pic:cNvPicPr>
                       <a:picLocks noChangeArrowheads="1" noChangeAspect="1"/>
                     </pic:cNvPicPr>
                   </pic:nvPicPr>
                   <pic:blipFill>
-                    <a:blip r:embed="rId50"/>
+                    <a:blip r:embed="rId49"/>
                     <a:stretch>
                       <a:fillRect/>
                     </a:stretch>
@@ -2768,7 +2727,7 @@
         <w:t xml:space="preserve">For depression (PHQ-9 ≥10), prevalence was 7.7% (SE 1.0%) in Q1, 7.0% (SE 1.4%) in Q2, 6.7% (SE 1.5%) in Q3, and 5.6% (SE 0.9%) in Q4, representing an absolute difference of 2.1 percentage points between Q1 and Q4.</w:t>
       </w:r>
     </w:p>
-    <w:bookmarkStart w:id="53" w:name="multivariable-associations"/>
+    <w:bookmarkStart w:id="52" w:name="multivariable-associations"/>
     <w:p>
       <w:pPr>
         <w:pStyle w:val="Heading3"/>
@@ -2782,18 +2741,18 @@
         <w:pStyle w:val="FirstParagraph"/>
       </w:pPr>
       <w:r>
-        <w:t xml:space="preserve">In continuous IRI analysis, each 1-unit increase in IRI was associated with lower odds of adverse functional outcomes after adjustment for age, sex, and race/ethnicity (Table 2, Figure 1). For fair/poor health, the OR was 0.84 (95% CI: 0.75-0.93, P=0.005), indicating 16% lower odds per 1-unit IRI increase. For walking difficulty, the OR was 0.86 (95% CI: 0.72-1.03, P=0.08), showing a trend toward 14% lower odds per 1-unit IRI increase that did not reach statistical significance. For depression, the OR was 0.88 (95% CI: 0.74-1.04, P=0.12), which was not statistically significant, with a 12% point estimate in the protective direction.</w:t>
-      </w:r>
-    </w:p>
+        <w:t xml:space="preserve">In continuous IRI analysis, each 1-unit increase in IRI was associated with lower odds of adverse functional outcomes after adjustment for age, sex, and race/ethnicity (Table 3, Figure 3). For fair/poor health, the OR was 0.84 (95% CI: 0.75-0.93, P=0.005), indicating 16% lower odds per 1-unit IRI increase. For walking difficulty, the OR was 0.86 (95% CI: 0.72-1.03, P=0.08), showing a trend toward 14% lower odds per 1-unit IRI increase that did not reach statistical significance. For depression, the OR was 0.88 (95% CI: 0.74-1.04, P=0.12), which was not statistically significant, with a 12% point estimate in the protective direction.</w:t>
+      </w:r>
+    </w:p>
+    <w:bookmarkEnd w:id="52"/>
     <w:bookmarkEnd w:id="53"/>
-    <w:bookmarkEnd w:id="54"/>
-    <w:bookmarkStart w:id="58" w:name="X533dc74370790418dbe42fa03f34da5000416c9"/>
+    <w:bookmarkStart w:id="57" w:name="X0b252b04a6b44cc37ea7a0898d940864e04d4ec"/>
     <w:p>
       <w:pPr>
         <w:pStyle w:val="Heading2"/>
       </w:pPr>
       <w:r>
-        <w:t xml:space="preserve">FIGURE 1. Forest Plot of IRI Quartile Associations with Functional Outcomes</w:t>
+        <w:t xml:space="preserve">FIGURE 3. Forest Plot of IRI Quartile Associations with Functional Outcomes</w:t>
       </w:r>
     </w:p>
     <w:p>
@@ -2805,18 +2764,18 @@
           <wp:inline>
             <wp:extent cx="5334000" cy="2370666"/>
             <wp:effectExtent b="0" l="0" r="0" t="0"/>
-            <wp:docPr descr="Figure 1" title="" id="56" name="Picture"/>
+            <wp:docPr descr="Figure 3" title="" id="55" name="Picture"/>
             <a:graphic>
               <a:graphicData uri="http://schemas.openxmlformats.org/drawingml/2006/picture">
                 <pic:pic>
                   <pic:nvPicPr>
-                    <pic:cNvPr descr="figures/figure1_forest_plot.png" id="57" name="Picture"/>
+                    <pic:cNvPr descr="figures/figure3_forest_plot.png" id="56" name="Picture"/>
                     <pic:cNvPicPr>
                       <a:picLocks noChangeArrowheads="1" noChangeAspect="1"/>
                     </pic:cNvPicPr>
                   </pic:nvPicPr>
                   <pic:blipFill>
-                    <a:blip r:embed="rId55"/>
+                    <a:blip r:embed="rId54"/>
                     <a:stretch>
                       <a:fillRect/>
                     </a:stretch>
@@ -2867,8 +2826,8 @@
         <w:t xml:space="preserve">Formal survey-weighted discrimination metrics (e.g., C-statistics with appropriate variance estimation and base-model comparison) for these logistic-regression outcomes were not implemented in this workflow and are therefore not reported. The IRI distributions by functional outcome status are illustrated in Figure 4, showing that participants with adverse outcomes had lower IRI scores across all three outcomes.</w:t>
       </w:r>
     </w:p>
-    <w:bookmarkEnd w:id="58"/>
-    <w:bookmarkStart w:id="80" w:name="X3c2d3d87ee3a6dd8bc0fedebadaa3c5e31939ff"/>
+    <w:bookmarkEnd w:id="57"/>
+    <w:bookmarkStart w:id="79" w:name="X3c2d3d87ee3a6dd8bc0fedebadaa3c5e31939ff"/>
     <w:p>
       <w:pPr>
         <w:pStyle w:val="Heading2"/>
@@ -2886,18 +2845,18 @@
           <wp:inline>
             <wp:extent cx="5334000" cy="2424545"/>
             <wp:effectExtent b="0" l="0" r="0" t="0"/>
-            <wp:docPr descr="Figure 4" title="" id="60" name="Picture"/>
+            <wp:docPr descr="Figure 4" title="" id="59" name="Picture"/>
             <a:graphic>
               <a:graphicData uri="http://schemas.openxmlformats.org/drawingml/2006/picture">
                 <pic:pic>
                   <pic:nvPicPr>
-                    <pic:cNvPr descr="figures/figure4_violin_iri.png" id="61" name="Picture"/>
+                    <pic:cNvPr descr="figures/figure4_violin_iri.png" id="60" name="Picture"/>
                     <pic:cNvPicPr>
                       <a:picLocks noChangeArrowheads="1" noChangeAspect="1"/>
                     </pic:cNvPicPr>
                   </pic:nvPicPr>
                   <pic:blipFill>
-                    <a:blip r:embed="rId59"/>
+                    <a:blip r:embed="rId58"/>
                     <a:stretch>
                       <a:fillRect/>
                     </a:stretch>
@@ -2940,7 +2899,7 @@
         <w:t xml:space="preserve">The intermediate quartiles showed graded associations, with Q2 and Q3 generally having odds ratios between Q1 and Q4, supporting a dose-response relationship.</w:t>
       </w:r>
     </w:p>
-    <w:bookmarkStart w:id="62" w:name="sensitivity-analyses-derivation-cohort"/>
+    <w:bookmarkStart w:id="61" w:name="sensitivity-analyses-derivation-cohort"/>
     <w:p>
       <w:pPr>
         <w:pStyle w:val="Heading3"/>
@@ -2954,17 +2913,17 @@
         <w:pStyle w:val="FirstParagraph"/>
       </w:pPr>
       <w:r>
-        <w:t xml:space="preserve">In fully adjusted models including BMI, diabetes, hypertension, and smoking, associations with functional outcomes were modestly attenuated but remained significant for self-rated health (continuous IRI OR: 0.85, 95% CI: 0.76-0.95, P=0.02) (eTable S5). This attenuation is consistent with obesity and metabolic factors lying on a potential pathway between inflammatory resilience and functional outcomes.</w:t>
-      </w:r>
-    </w:p>
-    <w:bookmarkEnd w:id="62"/>
-    <w:bookmarkStart w:id="63" w:name="X74de145f53c2ea48e9fc31079a19e57d8d1420a"/>
+        <w:t xml:space="preserve">In fully adjusted models including BMI, diabetes, hypertension, and smoking, associations with functional outcomes were modestly attenuated but remained significant for self-rated health (continuous IRI OR: 0.85, 95% CI: 0.76-0.95, P=0.02) (eTable S1). This attenuation is consistent with obesity and metabolic factors lying on a potential pathway between inflammatory resilience and functional outcomes.</w:t>
+      </w:r>
+    </w:p>
+    <w:bookmarkEnd w:id="61"/>
+    <w:bookmarkStart w:id="62" w:name="Xa6c3d659140d579362e9512e531f367ed771eac"/>
     <w:p>
       <w:pPr>
         <w:pStyle w:val="Heading3"/>
       </w:pPr>
       <w:r>
-        <w:t xml:space="preserve">eTable S5. Derivation Cohort Sensitivity Analysis (Functional Outcomes)</w:t>
+        <w:t xml:space="preserve">eTable S1. Derivation Cohort Sensitivity Analysis (Functional Outcomes)</w:t>
       </w:r>
     </w:p>
     <w:tbl>
@@ -3367,26 +3326,26 @@
         <w:t xml:space="preserve">Note: An intermediate "+ BMI only" adjustment is presented for fair/poor self-rated health but is not presented for walking difficulty or depression, for which only the base and fully adjusted models are shown; this reflects that BMI is the most likely single mediator for self-rated health, while the fully adjusted model is the primary sensitivity analysis for the mobility and depression outcomes. In both the base and the fully adjusted models for walking difficulty, the point estimate for IRI was in the protective direction.</w:t>
       </w:r>
     </w:p>
+    <w:bookmarkEnd w:id="62"/>
+    <w:bookmarkStart w:id="63" w:name="external-validation-mortality-analysis"/>
+    <w:p>
+      <w:pPr>
+        <w:pStyle w:val="Heading3"/>
+      </w:pPr>
+      <w:r>
+        <w:t xml:space="preserve">External Validation: Mortality Analysis</w:t>
+      </w:r>
+    </w:p>
+    <w:p>
+      <w:pPr>
+        <w:pStyle w:val="FirstParagraph"/>
+      </w:pPr>
+      <w:r>
+        <w:t xml:space="preserve">The external validation dataset comprised 41,474 unique NHANES 1999-2006 participants, of whom 13,874 met analytic eligibility criteria after restricting to adults aged ≥20 years with complete IRI components and hs-CRP ≤10 mg/L (Table 4). Over a mean follow-up of 17.1 years, 3,263 all-cause deaths and 1,049 cardiovascular deaths occurred. In pooled survey-weighted Cox regression adjusted for age and sex, each 1-unit increase in IRI was associated with lower all-cause mortality (HR: 0.78; 95% CI: 0.75-0.81; P&lt;0.001) and lower cardiovascular mortality (HR: 0.84; 95% CI: 0.78-0.89; P&lt;0.001).</w:t>
+      </w:r>
+    </w:p>
     <w:bookmarkEnd w:id="63"/>
-    <w:bookmarkStart w:id="64" w:name="external-validation-mortality-analysis"/>
-    <w:p>
-      <w:pPr>
-        <w:pStyle w:val="Heading3"/>
-      </w:pPr>
-      <w:r>
-        <w:t xml:space="preserve">External Validation: Mortality Analysis</w:t>
-      </w:r>
-    </w:p>
-    <w:p>
-      <w:pPr>
-        <w:pStyle w:val="FirstParagraph"/>
-      </w:pPr>
-      <w:r>
-        <w:t xml:space="preserve">The external validation dataset comprised 41,474 unique NHANES 1999-2006 participants, of whom 13,874 met analytic eligibility criteria after restricting to adults aged ≥20 years with complete IRI components and hs-CRP ≤10 mg/L (Table 4). Over a mean follow-up of 17.1 years, 3,263 all-cause deaths and 1,049 cardiovascular deaths occurred. In pooled survey-weighted Cox regression adjusted for age and sex, each 1-unit increase in IRI was associated with lower all-cause mortality (HR: 0.78; 95% CI: 0.75-0.81; P&lt;0.001) and lower cardiovascular mortality (HR: 0.84; 95% CI: 0.78-0.89; P&lt;0.001).</w:t>
-      </w:r>
-    </w:p>
-    <w:bookmarkEnd w:id="64"/>
-    <w:bookmarkStart w:id="65" w:name="X1d04af2559de96946d619348a156b12f97dbe11"/>
+    <w:bookmarkStart w:id="64" w:name="X1d04af2559de96946d619348a156b12f97dbe11"/>
     <w:p>
       <w:pPr>
         <w:pStyle w:val="Heading3"/>
@@ -3769,40 +3728,40 @@
         <w:t xml:space="preserve">By IRI quartile, mortality showed a clear gradient: all-cause mortality ranged from 40.3% in Q1 (lowest resilience) to 10.2% in Q4 (highest resilience), and cardiovascular mortality ranged from 12.6% to 3.2%. The age- and sex-adjusted hazard ratio for Q1 versus Q4 was 2.55 (95% CI: 2.12-3.07, P&lt;0.001) for all-cause mortality and 1.91 (95% CI: 1.35-2.70, P&lt;0.001) for cardiovascular mortality. In fully adjusted quartile models, the corresponding hazard ratios were 2.53 (95% CI: 2.11-3.03) and 2.05 (95% CI: 1.48-2.82).</w:t>
       </w:r>
     </w:p>
+    <w:bookmarkEnd w:id="64"/>
+    <w:bookmarkStart w:id="65" w:name="age-stratified-analyses"/>
+    <w:p>
+      <w:pPr>
+        <w:pStyle w:val="Heading3"/>
+      </w:pPr>
+      <w:r>
+        <w:t xml:space="preserve">Age-Stratified Analyses</w:t>
+      </w:r>
+    </w:p>
+    <w:p>
+      <w:pPr>
+        <w:pStyle w:val="FirstParagraph"/>
+      </w:pPr>
+      <w:r>
+        <w:t xml:space="preserve">To address whether IRI is merely a surrogate for age-related sarcopenia, we conducted age-stratified analyses (eTable S2). IRI was associated with all-cause mortality in both younger (&lt;60 years: HR 0.67, 95% CI: 0.62-0.73, P&lt;0.001) and older (≥60 years: HR 0.81, 95% CI: 0.78-0.85, P&lt;0.001) adults. Although the association was stronger in younger adults (age × IRI interaction P&lt;0.001), IRI remained a significant predictor in both strata, indicating that it captures more than age-related change alone.</w:t>
+      </w:r>
+    </w:p>
+    <w:p>
+      <w:pPr>
+        <w:pStyle w:val="BodyText"/>
+      </w:pPr>
+      <w:r>
+        <w:t xml:space="preserve">Cardiovascular mortality showed a similar pattern: &lt;60 years HR 0.64 (95% CI: 0.56-0.73, P&lt;0.001) and ≥60 years HR 0.89 (95% CI: 0.82-0.96, P=0.003).</w:t>
+      </w:r>
+    </w:p>
     <w:bookmarkEnd w:id="65"/>
-    <w:bookmarkStart w:id="66" w:name="age-stratified-analyses"/>
+    <w:bookmarkStart w:id="66" w:name="X9cbabc9ebc20f5e016d9d604544db69294f2cd9"/>
     <w:p>
       <w:pPr>
         <w:pStyle w:val="Heading3"/>
       </w:pPr>
       <w:r>
-        <w:t xml:space="preserve">Age-Stratified Analyses</w:t>
-      </w:r>
-    </w:p>
-    <w:p>
-      <w:pPr>
-        <w:pStyle w:val="FirstParagraph"/>
-      </w:pPr>
-      <w:r>
-        <w:t xml:space="preserve">To address whether IRI is merely a surrogate for age-related sarcopenia, we conducted age-stratified analyses (Table S1). IRI was associated with all-cause mortality in both younger (&lt;60 years: HR 0.67, 95% CI: 0.62-0.73, P&lt;0.001) and older (≥60 years: HR 0.81, 95% CI: 0.78-0.85, P&lt;0.001) adults. Although the association was stronger in younger adults (age × IRI interaction P&lt;0.001), IRI remained a significant predictor in both strata, indicating that it captures more than age-related change alone.</w:t>
-      </w:r>
-    </w:p>
-    <w:p>
-      <w:pPr>
-        <w:pStyle w:val="BodyText"/>
-      </w:pPr>
-      <w:r>
-        <w:t xml:space="preserve">Cardiovascular mortality showed a similar pattern: &lt;60 years HR 0.64 (95% CI: 0.56-0.73, P&lt;0.001) and ≥60 years HR 0.89 (95% CI: 0.82-0.96, P=0.003).</w:t>
-      </w:r>
-    </w:p>
-    <w:bookmarkEnd w:id="66"/>
-    <w:bookmarkStart w:id="67" w:name="Xd76fda82880ea113321683128c44916ac9a4db0"/>
-    <w:p>
-      <w:pPr>
-        <w:pStyle w:val="Heading3"/>
-      </w:pPr>
-      <w:r>
-        <w:t xml:space="preserve">eTable S1. Age-Stratified Mortality Analysis (Validation Cohort)</w:t>
+        <w:t xml:space="preserve">eTable S2. Age-Stratified Mortality Analysis (Validation Cohort)</w:t>
       </w:r>
     </w:p>
     <w:tbl>
@@ -4119,8 +4078,8 @@
         <w:t xml:space="preserve">*Hazard ratio per 1-unit increase in IRI, adjusted for age, sex, BMI, and diabetes. Age × IRI interaction P&lt;0.001.</w:t>
       </w:r>
     </w:p>
-    <w:bookmarkEnd w:id="67"/>
-    <w:bookmarkStart w:id="68" w:name="extended-covariate-adjustment"/>
+    <w:bookmarkEnd w:id="66"/>
+    <w:bookmarkStart w:id="67" w:name="extended-covariate-adjustment"/>
     <w:p>
       <w:pPr>
         <w:pStyle w:val="Heading3"/>
@@ -4134,7 +4093,7 @@
         <w:pStyle w:val="FirstParagraph"/>
       </w:pPr>
       <w:r>
-        <w:t xml:space="preserve">To evaluate potential confounding by socioeconomic factors, we fit extended models (Table S2). After sequential adjustment, IRI-mortality associations remained unchanged:</w:t>
+        <w:t xml:space="preserve">To evaluate potential confounding by socioeconomic factors, we fit extended models (eTable S3). After sequential adjustment, IRI-mortality associations remained unchanged:</w:t>
       </w:r>
     </w:p>
     <w:p>
@@ -4181,14 +4140,14 @@
         <w:t xml:space="preserve">The minimal attenuation after adjustment for socioeconomic factors supports IRI as capturing physiologic resilience independent of social determinants of health.</w:t>
       </w:r>
     </w:p>
-    <w:bookmarkEnd w:id="68"/>
-    <w:bookmarkStart w:id="69" w:name="X53fafcfc2473b03822e69d92cbdeec1015252fd"/>
+    <w:bookmarkEnd w:id="67"/>
+    <w:bookmarkStart w:id="68" w:name="X7344a7c31b4e6c115056f4661fb634d965c705d"/>
     <w:p>
       <w:pPr>
         <w:pStyle w:val="Heading3"/>
       </w:pPr>
       <w:r>
-        <w:t xml:space="preserve">eTable S2. Extended Covariate Adjustment (Validation Cohort)</w:t>
+        <w:t xml:space="preserve">eTable S3. Extended Covariate Adjustment (Validation Cohort)</w:t>
       </w:r>
     </w:p>
     <w:tbl>
@@ -4403,32 +4362,32 @@
         <w:t xml:space="preserve">*Hazard ratio per 1-unit increase in IRI for all-cause mortality. Minimal attenuation after adjustment for socioeconomic factors supports physiologic independence of IRI.</w:t>
       </w:r>
     </w:p>
+    <w:bookmarkEnd w:id="68"/>
+    <w:bookmarkStart w:id="69" w:name="exploratory-concordance-summaries"/>
+    <w:p>
+      <w:pPr>
+        <w:pStyle w:val="Heading3"/>
+      </w:pPr>
+      <w:r>
+        <w:t xml:space="preserve">Exploratory Concordance Summaries</w:t>
+      </w:r>
+    </w:p>
+    <w:p>
+      <w:pPr>
+        <w:pStyle w:val="FirstParagraph"/>
+      </w:pPr>
+      <w:r>
+        <w:t xml:space="preserve">We generated exploratory concordance summaries across imputations (eTable S4), but we do not treat these as formal pooled survey-weighted discrimination estimates. They are therefore presented only as internal descriptive context and are not used for inferential claims.</w:t>
+      </w:r>
+    </w:p>
     <w:bookmarkEnd w:id="69"/>
-    <w:bookmarkStart w:id="70" w:name="exploratory-concordance-summaries"/>
+    <w:bookmarkStart w:id="70" w:name="Xbb893b70e7e3082236c1c8b8e480605cb2d1cc2"/>
     <w:p>
       <w:pPr>
         <w:pStyle w:val="Heading3"/>
       </w:pPr>
       <w:r>
-        <w:t xml:space="preserve">Exploratory Concordance Summaries</w:t>
-      </w:r>
-    </w:p>
-    <w:p>
-      <w:pPr>
-        <w:pStyle w:val="FirstParagraph"/>
-      </w:pPr>
-      <w:r>
-        <w:t xml:space="preserve">We generated exploratory concordance summaries across imputations (Table S3), but we do not treat these as formal pooled survey-weighted discrimination estimates. They are therefore presented only as internal descriptive context and are not used for inferential claims.</w:t>
-      </w:r>
-    </w:p>
-    <w:bookmarkEnd w:id="70"/>
-    <w:bookmarkStart w:id="71" w:name="X4b8caa7f0ad44a76bf7e9debad8ce30526613de"/>
-    <w:p>
-      <w:pPr>
-        <w:pStyle w:val="Heading3"/>
-      </w:pPr>
-      <w:r>
-        <w:t xml:space="preserve">eTable S3. Exploratory Concordance Summaries (Not Used for Inference)</w:t>
+        <w:t xml:space="preserve">eTable S4. Exploratory Concordance Summaries (Not Used for Inference)</w:t>
       </w:r>
     </w:p>
     <w:tbl>
@@ -4664,32 +4623,32 @@
         <w:t xml:space="preserve">These concordance summaries are shown for descriptive context only. We did not treat them as validated pooled survey-weighted discrimination estimates and therefore do not use them for inferential claims.</w:t>
       </w:r>
     </w:p>
+    <w:bookmarkEnd w:id="70"/>
+    <w:bookmarkStart w:id="71" w:name="cardiovascular-mortality-subtypes"/>
+    <w:p>
+      <w:pPr>
+        <w:pStyle w:val="Heading3"/>
+      </w:pPr>
+      <w:r>
+        <w:t xml:space="preserve">Cardiovascular Mortality Subtypes</w:t>
+      </w:r>
+    </w:p>
+    <w:p>
+      <w:pPr>
+        <w:pStyle w:val="FirstParagraph"/>
+      </w:pPr>
+      <w:r>
+        <w:t xml:space="preserve">Analysis by CV mortality subtype (eTable S5) showed that IRI was associated with heart disease mortality (866 deaths; HR 0.80, 95% CI: 0.75-0.85, P&lt;0.001) but not stroke mortality (183 deaths; HR 0.87, 95% CI: 0.76-1.00, P=0.053). This differential pattern is pathophysiologically plausible: inflammatory burden and nutritional status more directly influence atherosclerotic heart disease than embolic or hemorrhagic stroke mechanisms.</w:t>
+      </w:r>
+    </w:p>
     <w:bookmarkEnd w:id="71"/>
-    <w:bookmarkStart w:id="72" w:name="cardiovascular-mortality-subtypes"/>
+    <w:bookmarkStart w:id="72" w:name="Xd54e94fa2e06a2e86c17d2f0dc3c088fc28d913"/>
     <w:p>
       <w:pPr>
         <w:pStyle w:val="Heading3"/>
       </w:pPr>
       <w:r>
-        <w:t xml:space="preserve">Cardiovascular Mortality Subtypes</w:t>
-      </w:r>
-    </w:p>
-    <w:p>
-      <w:pPr>
-        <w:pStyle w:val="FirstParagraph"/>
-      </w:pPr>
-      <w:r>
-        <w:t xml:space="preserve">Analysis by CV mortality subtype (Table S4) showed that IRI was associated with heart disease mortality (866 deaths; HR 0.80, 95% CI: 0.75-0.85, P&lt;0.001) but not stroke mortality (183 deaths; HR 0.87, 95% CI: 0.76-1.00, P=0.053). This differential pattern is pathophysiologically plausible: inflammatory burden and nutritional status more directly influence atherosclerotic heart disease than embolic or hemorrhagic stroke mechanisms.</w:t>
-      </w:r>
-    </w:p>
-    <w:bookmarkEnd w:id="72"/>
-    <w:bookmarkStart w:id="73" w:name="Xfddfb2feee7bdccfa82dd2fcac8402ea4db5abc"/>
-    <w:p>
-      <w:pPr>
-        <w:pStyle w:val="Heading3"/>
-      </w:pPr>
-      <w:r>
-        <w:t xml:space="preserve">eTable S4. Cardiovascular Mortality Subtypes (Validation Cohort)</w:t>
+        <w:t xml:space="preserve">eTable S5. Cardiovascular Mortality Subtypes (Validation Cohort)</w:t>
       </w:r>
     </w:p>
     <w:tbl>
@@ -4958,26 +4917,26 @@
         <w:t xml:space="preserve">*Hazard ratio per 1-unit increase in IRI, adjusted for age, sex, BMI, and diabetes. These subtype models are sensitivity analyses and therefore are not numerically identical to the primary age- and sex-adjusted mortality models. IRI remained associated with heart disease mortality but not stroke mortality.</w:t>
       </w:r>
     </w:p>
+    <w:bookmarkEnd w:id="72"/>
+    <w:bookmarkStart w:id="73" w:name="component-separated-models"/>
+    <w:p>
+      <w:pPr>
+        <w:pStyle w:val="Heading3"/>
+      </w:pPr>
+      <w:r>
+        <w:t xml:space="preserve">Component-Separated Models</w:t>
+      </w:r>
+    </w:p>
+    <w:p>
+      <w:pPr>
+        <w:pStyle w:val="FirstParagraph"/>
+      </w:pPr>
+      <w:r>
+        <w:t xml:space="preserve">Because IRI is defined as the sum of inverted hs-CRP, albumin, and ALMI, we did not fit a collinear model containing all three components plus IRI. Instead, we compared sequential component-separated models with the composite-alone model (eTable S6). In the fully component-separated model, inverted hs-CRP (HR 0.92, 95% CI: 0.87-0.97), albumin (HR 0.67, 95% CI: 0.63-0.71), and ALMI (HR 0.88, 95% CI: 0.83-0.94) were each associated with lower all-cause mortality. In the composite-alone model, IRI remained inversely associated with all-cause mortality (HR 0.78, 95% CI: 0.75-0.81). The pooled Wald test for adding IRI to the base model was significant (χ² = 203.4, P &lt; 0.001), but this should be interpreted as a model-fit approximation rather than a likelihood-ratio test.</w:t>
+      </w:r>
+    </w:p>
     <w:bookmarkEnd w:id="73"/>
-    <w:bookmarkStart w:id="74" w:name="component-separated-models"/>
-    <w:p>
-      <w:pPr>
-        <w:pStyle w:val="Heading3"/>
-      </w:pPr>
-      <w:r>
-        <w:t xml:space="preserve">Component-Separated Models</w:t>
-      </w:r>
-    </w:p>
-    <w:p>
-      <w:pPr>
-        <w:pStyle w:val="FirstParagraph"/>
-      </w:pPr>
-      <w:r>
-        <w:t xml:space="preserve">Because IRI is defined as the sum of inverted hs-CRP, albumin, and ALMI, we did not fit a collinear model containing all three components plus IRI. Instead, we compared sequential component-separated models with the composite-alone model (Table S6). In the fully component-separated model, inverted hs-CRP (HR 0.92, 95% CI: 0.87-0.97), albumin (HR 0.67, 95% CI: 0.63-0.71), and ALMI (HR 0.88, 95% CI: 0.83-0.94) were each associated with lower all-cause mortality. In the composite-alone model, IRI remained inversely associated with all-cause mortality (HR 0.78, 95% CI: 0.75-0.81). The pooled Wald test for adding IRI to the base model was significant (χ² = 203.4, P &lt; 0.001), but this should be interpreted as a model-fit approximation rather than a likelihood-ratio test.</w:t>
-      </w:r>
-    </w:p>
-    <w:bookmarkEnd w:id="74"/>
-    <w:bookmarkStart w:id="75" w:name="Xd0d8f8958b3c9629c4336f5c658c4b03e688421"/>
+    <w:bookmarkStart w:id="74" w:name="Xd0d8f8958b3c9629c4336f5c658c4b03e688421"/>
     <w:p>
       <w:pPr>
         <w:pStyle w:val="Heading3"/>
@@ -5388,26 +5347,26 @@
         <w:t xml:space="preserve">: χ² = 203.4, P &lt; 0.001</w:t>
       </w:r>
     </w:p>
+    <w:bookmarkEnd w:id="74"/>
+    <w:bookmarkStart w:id="75" w:name="sex-stratified-analysis"/>
+    <w:p>
+      <w:pPr>
+        <w:pStyle w:val="Heading3"/>
+      </w:pPr>
+      <w:r>
+        <w:t xml:space="preserve">Sex-Stratified Analysis</w:t>
+      </w:r>
+    </w:p>
+    <w:p>
+      <w:pPr>
+        <w:pStyle w:val="FirstParagraph"/>
+      </w:pPr>
+      <w:r>
+        <w:t xml:space="preserve">To evaluate whether IRI associations differ by sex, we conducted stratified analyses (eTable S7). IRI was associated with all-cause mortality in both men (HR 0.74, 95% CI: 0.71-0.77, P&lt;0.001) and women (HR 0.79, 95% CI: 0.75-0.83, P&lt;0.001). For cardiovascular mortality, similar associations were observed: men HR 0.76 (95% CI: 0.70-0.83) and women HR 0.85 (95% CI: 0.78-0.92). The sex × IRI interaction term was not significant (P=0.885), indicating no heterogeneity of effect by sex.</w:t>
+      </w:r>
+    </w:p>
     <w:bookmarkEnd w:id="75"/>
-    <w:bookmarkStart w:id="76" w:name="sex-stratified-analysis"/>
-    <w:p>
-      <w:pPr>
-        <w:pStyle w:val="Heading3"/>
-      </w:pPr>
-      <w:r>
-        <w:t xml:space="preserve">Sex-Stratified Analysis</w:t>
-      </w:r>
-    </w:p>
-    <w:p>
-      <w:pPr>
-        <w:pStyle w:val="FirstParagraph"/>
-      </w:pPr>
-      <w:r>
-        <w:t xml:space="preserve">To evaluate whether IRI associations differ by sex, we conducted stratified analyses (Table S7). IRI was associated with all-cause mortality in both men (HR 0.74, 95% CI: 0.71-0.77, P&lt;0.001) and women (HR 0.79, 95% CI: 0.75-0.83, P&lt;0.001). For cardiovascular mortality, similar associations were observed: men HR 0.76 (95% CI: 0.70-0.83) and women HR 0.85 (95% CI: 0.78-0.92). The sex × IRI interaction term was not significant (P=0.885), indicating no heterogeneity of effect by sex.</w:t>
-      </w:r>
-    </w:p>
-    <w:bookmarkEnd w:id="76"/>
-    <w:bookmarkStart w:id="77" w:name="X22164890159f457f4f1d7c9f44c74141cbe6aba"/>
+    <w:bookmarkStart w:id="76" w:name="X22164890159f457f4f1d7c9f44c74141cbe6aba"/>
     <w:p>
       <w:pPr>
         <w:pStyle w:val="Heading3"/>
@@ -5745,26 +5704,26 @@
         <w:t xml:space="preserve">: P = 0.885 (no significant heterogeneity by sex)</w:t>
       </w:r>
     </w:p>
+    <w:bookmarkEnd w:id="76"/>
+    <w:bookmarkStart w:id="77" w:name="competing-risk-analysis"/>
+    <w:p>
+      <w:pPr>
+        <w:pStyle w:val="Heading3"/>
+      </w:pPr>
+      <w:r>
+        <w:t xml:space="preserve">Competing Risk Analysis</w:t>
+      </w:r>
+    </w:p>
+    <w:p>
+      <w:pPr>
+        <w:pStyle w:val="FirstParagraph"/>
+      </w:pPr>
+      <w:r>
+        <w:t xml:space="preserve">For cardiovascular mortality, the unweighted Fine-Gray sensitivity analysis pooled across DEXA imputations produced a subdistribution hazard ratio of 0.90 (95% CI: 0.86-0.94), compared with a weighted cause-specific pooled Cox hazard ratio of 0.81 (95% CI: 0.76-0.86) (eTable S8). The attenuation in the Fine-Gray analysis is expected when competing non-CV deaths are incorporated into the cumulative incidence function, but both approaches supported an inverse association between IRI and cardiovascular mortality. Because Fine-Gray estimation was not available with full NHANES survey design support in this workflow, we treat this as a sensitivity analysis rather than a co-primary model.</w:t>
+      </w:r>
+    </w:p>
     <w:bookmarkEnd w:id="77"/>
-    <w:bookmarkStart w:id="78" w:name="competing-risk-analysis"/>
-    <w:p>
-      <w:pPr>
-        <w:pStyle w:val="Heading3"/>
-      </w:pPr>
-      <w:r>
-        <w:t xml:space="preserve">Competing Risk Analysis</w:t>
-      </w:r>
-    </w:p>
-    <w:p>
-      <w:pPr>
-        <w:pStyle w:val="FirstParagraph"/>
-      </w:pPr>
-      <w:r>
-        <w:t xml:space="preserve">For cardiovascular mortality, the unweighted Fine-Gray sensitivity analysis pooled across DEXA imputations produced a subdistribution hazard ratio of 0.90 (95% CI: 0.86-0.94), compared with a weighted cause-specific pooled Cox hazard ratio of 0.81 (95% CI: 0.76-0.86) (Table S8). The attenuation in the Fine-Gray analysis is expected when competing non-CV deaths are incorporated into the cumulative incidence function, but both approaches supported an inverse association between IRI and cardiovascular mortality. Because Fine-Gray estimation was not available with full NHANES survey design support in this workflow, we treat this as a sensitivity analysis rather than a co-primary model.</w:t>
-      </w:r>
-    </w:p>
-    <w:bookmarkEnd w:id="78"/>
-    <w:bookmarkStart w:id="79" w:name="X92d7a83a860a087fc873d6d015df20485e2069b"/>
+    <w:bookmarkStart w:id="78" w:name="X92d7a83a860a087fc873d6d015df20485e2069b"/>
     <w:p>
       <w:pPr>
         <w:pStyle w:val="Heading3"/>
@@ -5923,15 +5882,58 @@
         </w:pict>
       </w:r>
     </w:p>
+    <w:bookmarkEnd w:id="78"/>
     <w:bookmarkEnd w:id="79"/>
+    <w:bookmarkStart w:id="86" w:name="discussion"/>
+    <w:p>
+      <w:pPr>
+        <w:pStyle w:val="Heading2"/>
+      </w:pPr>
+      <w:r>
+        <w:t xml:space="preserve">DISCUSSION</w:t>
+      </w:r>
+    </w:p>
+    <w:p>
+      <w:pPr>
+        <w:pStyle w:val="FirstParagraph"/>
+      </w:pPr>
+      <w:r>
+        <w:t xml:space="preserve">In nationally representative NHANES samples of U.S. adults, we developed and evaluated an Inflammatory Resilience Index integrating hs-CRP, serum albumin, and DEXA-derived appendicular lean mass. The derivation cohort comprised young and middle-aged adults (NHANES 2015–2016, aged 20–59 years due to DEXA protocol), and external validation was conducted in NHANES 1999–2006 adults aged ≥20 years. Lower IRI was significantly associated with fair/poor self-rated health after adjustment for age, sex, and race/ethnicity. Adults in the lowest IRI quartile had 1.6-fold higher odds of poor self-rated health compared to the highest quartile; walking difficulty showed a non-significant trend (OR 1.82, 95% CI: 0.74-4.48, P=0.15). These findings support the concept that integrated assessment across inflammation, nutrition, and muscle mass domains may identify individuals at risk for functional decline.</w:t>
+      </w:r>
+    </w:p>
+    <w:bookmarkStart w:id="80" w:name="biological-plausibility"/>
+    <w:p>
+      <w:pPr>
+        <w:pStyle w:val="Heading3"/>
+      </w:pPr>
+      <w:r>
+        <w:t xml:space="preserve">Biological Plausibility</w:t>
+      </w:r>
+    </w:p>
+    <w:p>
+      <w:pPr>
+        <w:pStyle w:val="FirstParagraph"/>
+      </w:pPr>
+      <w:r>
+        <w:t xml:space="preserve">The associations observed are biologically plausible given the well-established interrelationships between the IRI components. Chronic low-grade inflammation promotes muscle catabolism through activation of the ubiquitin-proteasome pathway and suppression of protein synthesis.⁷ Inflammatory cytokines including interleukin-6 and tumor necrosis factor-α directly impair myocyte function and promote sarcopenia.¹⁹ Albumin, beyond its role as a nutritional marker, functions as an antioxidant and anti-inflammatory mediator; hypoalbuminemia reflects both inadequate nutritional intake and increased catabolism during inflammatory states.²⁰</w:t>
+      </w:r>
+    </w:p>
+    <w:p>
+      <w:pPr>
+        <w:pStyle w:val="BodyText"/>
+      </w:pPr>
+      <w:r>
+        <w:t xml:space="preserve">The convergence of these pathways on functional outcomes is supported by prior literature. The Glasgow Prognostic Score (CRP + albumin) predicts survival in cancer patients, demonstrating the prognostic value of combining inflammation and nutrition.¹⁰ Sarcopenia, defined by low muscle mass and/or function, is associated with increased mortality, disability, and poor quality of life.⁶ Our IRI extends these concepts by integrating all three domains in a general adult population.</w:t>
+      </w:r>
+    </w:p>
     <w:bookmarkEnd w:id="80"/>
-    <w:bookmarkStart w:id="89" w:name="discussion"/>
-    <w:p>
-      <w:pPr>
-        <w:pStyle w:val="Heading2"/>
-      </w:pPr>
-      <w:r>
-        <w:t xml:space="preserve">DISCUSSION</w:t>
+    <w:bookmarkStart w:id="81" w:name="comparison-with-prior-literature"/>
+    <w:p>
+      <w:pPr>
+        <w:pStyle w:val="Heading3"/>
+      </w:pPr>
+      <w:r>
+        <w:t xml:space="preserve">Comparison with Prior Literature</w:t>
       </w:r>
     </w:p>
     <w:p>
@@ -5939,16 +5941,25 @@
         <w:pStyle w:val="FirstParagraph"/>
       </w:pPr>
       <w:r>
-        <w:t xml:space="preserve">In nationally representative NHANES samples of U.S. adults, we developed and evaluated an Inflammatory Resilience Index integrating hs-CRP, serum albumin, and DEXA-derived appendicular lean mass. The derivation cohort comprised young and middle-aged adults (NHANES 2015–2016, aged 20–59 years due to DEXA protocol), and external validation was conducted in NHANES 1999–2006 adults aged ≥20 years. Lower IRI was significantly associated with fair/poor self-rated health after adjustment for age, sex, and race/ethnicity. Adults in the lowest IRI quartile had 1.6-fold higher odds of poor self-rated health compared to the highest quartile; walking difficulty showed a non-significant trend (OR 1.82, 95% CI: 0.74-4.48, P=0.15). These findings support the concept that integrated assessment across inflammation, nutrition, and muscle mass domains may identify individuals at risk for functional decline.</w:t>
-      </w:r>
-    </w:p>
-    <w:bookmarkStart w:id="81" w:name="biological-plausibility"/>
+        <w:t xml:space="preserve">Prior NHANES analyses have examined individual IRI components in isolation. Elevated hs-CRP is associated with increased cardiovascular mortality and all-cause mortality, even after adjustment for traditional risk factors.⁴ Low serum albumin predicts mortality across age groups and is incorporated into prognostic scores for heart failure and chronic kidney disease.²¹ Low appendicular lean mass, particularly when indexed to height, identifies individuals at risk for falls, fractures, and functional decline.¹⁴</w:t>
+      </w:r>
+    </w:p>
+    <w:p>
+      <w:pPr>
+        <w:pStyle w:val="BodyText"/>
+      </w:pPr>
+      <w:r>
+        <w:t xml:space="preserve">Our analysis extends this literature by demonstrating that a simple additive composite of standardized components is associated with self-reported functional outcomes. The use of z-score transformation allows equal weighting of each domain and facilitates interpretation: a 1-unit increase in IRI represents a 1-standard-deviation improvement in overall resilience.</w:t>
+      </w:r>
+    </w:p>
+    <w:bookmarkEnd w:id="81"/>
+    <w:bookmarkStart w:id="82" w:name="clinical-implications"/>
     <w:p>
       <w:pPr>
         <w:pStyle w:val="Heading3"/>
       </w:pPr>
       <w:r>
-        <w:t xml:space="preserve">Biological Plausibility</w:t>
+        <w:t xml:space="preserve">Clinical Implications</w:t>
       </w:r>
     </w:p>
     <w:p>
@@ -5956,7 +5967,7 @@
         <w:pStyle w:val="FirstParagraph"/>
       </w:pPr>
       <w:r>
-        <w:t xml:space="preserve">The associations observed are biologically plausible given the well-established interrelationships between the IRI components. Chronic low-grade inflammation promotes muscle catabolism through activation of the ubiquitin-proteasome pathway and suppression of protein synthesis.⁷ Inflammatory cytokines including interleukin-6 and tumor necrosis factor-α directly impair myocyte function and promote sarcopenia.¹⁹ Albumin, beyond its role as a nutritional marker, functions as an antioxidant and anti-inflammatory mediator; hypoalbuminemia reflects both inadequate nutritional intake and increased catabolism during inflammatory states.²⁰</w:t>
+        <w:t xml:space="preserve">The external validation with 17.1 years of follow-up and more than 3,000 all-cause deaths strengthens the case for IRI as a potentially informative composite research marker. Several findings support its relevance for future validation work: (1) the all-cause mortality association was consistent across age groups, indicating IRI is not merely a surrogate for age-related sarcopenia; (2) adjustment for socioeconomic factors did not materially attenuate associations, supporting physiologic independence; and (3) the component-separated models showed that each biologic domain contributed information while the composite-alone model remained associated with mortality.</w:t>
       </w:r>
     </w:p>
     <w:p>
@@ -5964,25 +5975,7 @@
         <w:pStyle w:val="BodyText"/>
       </w:pPr>
       <w:r>
-        <w:t xml:space="preserve">The convergence of these pathways on functional outcomes is supported by prior literature. The Glasgow Prognostic Score (CRP + albumin) predicts survival in cancer patients, demonstrating the prognostic value of combining inflammation and nutrition.¹⁰ Sarcopenia, defined by low muscle mass and/or function, is associated with increased mortality, disability, and poor quality of life.⁶ Our IRI extends these concepts by integrating all three domains in a general adult population.</w:t>
-      </w:r>
-    </w:p>
-    <w:bookmarkEnd w:id="81"/>
-    <w:bookmarkStart w:id="82" w:name="comparison-with-prior-literature"/>
-    <w:p>
-      <w:pPr>
-        <w:pStyle w:val="Heading3"/>
-      </w:pPr>
-      <w:r>
-        <w:t xml:space="preserve">Comparison with Prior Literature</w:t>
-      </w:r>
-    </w:p>
-    <w:p>
-      <w:pPr>
-        <w:pStyle w:val="FirstParagraph"/>
-      </w:pPr>
-      <w:r>
-        <w:t xml:space="preserve">Prior NHANES analyses have examined individual IRI components in isolation. Elevated hs-CRP is associated with increased cardiovascular mortality and all-cause mortality, even after adjustment for traditional risk factors.⁴ Low serum albumin predicts mortality across age groups and is incorporated into prognostic scores for heart failure and chronic kidney disease.²¹ Low appendicular lean mass, particularly when indexed to height, identifies individuals at risk for falls, fractures, and functional decline.¹⁴</w:t>
+        <w:t xml:space="preserve">Routine clinical assessment already includes serum albumin and inflammatory markers; DEXA body composition is increasingly available. Future validation work can determine whether combining these measurements into a composite score adds enough practical information to guide interventions targeting inflammation, nutrition, or muscle mass.</w:t>
       </w:r>
     </w:p>
     <w:p>
@@ -5990,45 +5983,11 @@
         <w:pStyle w:val="BodyText"/>
       </w:pPr>
       <w:r>
-        <w:t xml:space="preserve">Our analysis extends this literature by demonstrating that a simple additive composite of standardized components is associated with self-reported functional outcomes. The use of z-score transformation allows equal weighting of each domain and facilitates interpretation: a 1-unit increase in IRI represents a 1-standard-deviation improvement in overall resilience.</w:t>
+        <w:t xml:space="preserve">The strong association between IRI and self-rated health is particularly notable, as self-rated health is itself a powerful predictor of mortality and health care utilization.¹⁵ Identifying modifiable contributors to poor self-rated health could inform targeted interventions.</w:t>
       </w:r>
     </w:p>
     <w:bookmarkEnd w:id="82"/>
-    <w:bookmarkStart w:id="83" w:name="clinical-implications"/>
-    <w:p>
-      <w:pPr>
-        <w:pStyle w:val="Heading3"/>
-      </w:pPr>
-      <w:r>
-        <w:t xml:space="preserve">Clinical Implications</w:t>
-      </w:r>
-    </w:p>
-    <w:p>
-      <w:pPr>
-        <w:pStyle w:val="FirstParagraph"/>
-      </w:pPr>
-      <w:r>
-        <w:t xml:space="preserve">The external validation with 17.1 years of follow-up and more than 3,000 all-cause deaths strengthens the case for IRI as a potentially informative composite research marker. Several findings support its relevance for future validation work: (1) the all-cause mortality association was consistent across age groups, indicating IRI is not merely a surrogate for age-related sarcopenia; (2) adjustment for socioeconomic factors did not materially attenuate associations, supporting physiologic independence; and (3) the component-separated models showed that each biologic domain contributed information while the composite-alone model remained associated with mortality.</w:t>
-      </w:r>
-    </w:p>
-    <w:p>
-      <w:pPr>
-        <w:pStyle w:val="BodyText"/>
-      </w:pPr>
-      <w:r>
-        <w:t xml:space="preserve">Routine clinical assessment already includes serum albumin and inflammatory markers; DEXA body composition is increasingly available. Future validation work can determine whether combining these measurements into a composite score adds enough practical information to guide interventions targeting inflammation, nutrition, or muscle mass.</w:t>
-      </w:r>
-    </w:p>
-    <w:p>
-      <w:pPr>
-        <w:pStyle w:val="BodyText"/>
-      </w:pPr>
-      <w:r>
-        <w:t xml:space="preserve">The strong association between IRI and self-rated health is particularly notable, as self-rated health is itself a powerful predictor of mortality and health care utilization.¹⁵ Identifying modifiable contributors to poor self-rated health could inform targeted interventions.</w:t>
-      </w:r>
-    </w:p>
-    <w:bookmarkEnd w:id="83"/>
-    <w:bookmarkStart w:id="84" w:name="limitations"/>
+    <w:bookmarkStart w:id="83" w:name="limitations"/>
     <w:p>
       <w:pPr>
         <w:pStyle w:val="Heading3"/>
@@ -6108,14 +6067,32 @@
         <w:t xml:space="preserve">does not support the NHANES survey design.</w:t>
       </w:r>
     </w:p>
+    <w:bookmarkEnd w:id="83"/>
+    <w:bookmarkStart w:id="84" w:name="future-directions"/>
+    <w:p>
+      <w:pPr>
+        <w:pStyle w:val="Heading3"/>
+      </w:pPr>
+      <w:r>
+        <w:t xml:space="preserve">Future Directions</w:t>
+      </w:r>
+    </w:p>
+    <w:p>
+      <w:pPr>
+        <w:pStyle w:val="FirstParagraph"/>
+      </w:pPr>
+      <w:r>
+        <w:t xml:space="preserve">Prospective validation of the IRI in diverse populations, with hard endpoints including mortality and incident disability, is needed to determine whether it has practical clinical relevance. Research is also needed to determine whether interventions targeting IRI components improve functional outcomes.</w:t>
+      </w:r>
+    </w:p>
     <w:bookmarkEnd w:id="84"/>
-    <w:bookmarkStart w:id="85" w:name="future-directions"/>
+    <w:bookmarkStart w:id="85" w:name="conclusions"/>
     <w:p>
       <w:pPr>
         <w:pStyle w:val="Heading3"/>
       </w:pPr>
       <w:r>
-        <w:t xml:space="preserve">Future Directions</w:t>
+        <w:t xml:space="preserve">Conclusions</w:t>
       </w:r>
     </w:p>
     <w:p>
@@ -6123,196 +6100,33 @@
         <w:pStyle w:val="FirstParagraph"/>
       </w:pPr>
       <w:r>
-        <w:t xml:space="preserve">Prospective validation of the IRI in diverse populations, with hard endpoints including mortality and incident disability, is needed to determine whether it has practical clinical relevance. Research is also needed to determine whether interventions targeting IRI components improve functional outcomes.</w:t>
+        <w:t xml:space="preserve">The Inflammatory Resilience Index, a simple composite of hs-CRP, serum albumin, and appendicular lean mass, was significantly associated with functional limitations in a derivation cohort of young and middle-aged U.S. adults and with lower all-cause mortality (HR 0.78, 95% CI: 0.75-0.81 per 1-unit increase) in an external validation cohort with 17.1 years of follow-up. Cardiovascular mortality estimates were also inverse in the primary validation models, but they should be interpreted more cautiously because they were more sensitivity-dependent than the all-cause findings. Adults in the lowest IRI quartile had 2.55-fold higher age- and sex-adjusted all-cause mortality risk than those in the highest quartile, supporting IRI as an integrative marker of physiologic resilience for further validation.</w:t>
+      </w:r>
+    </w:p>
+    <w:p>
+      <w:pPr>
+        <w:pStyle w:val="BodyText"/>
+      </w:pPr>
+      <w:r>
+        <w:t xml:space="preserve">These findings suggest IRI may help guide future risk-stratification research and identify potentially modifiable domains in individuals at risk for functional decline and adverse outcomes.</w:t>
       </w:r>
     </w:p>
     <w:bookmarkEnd w:id="85"/>
-    <w:bookmarkStart w:id="86" w:name="conclusions"/>
-    <w:p>
-      <w:pPr>
-        <w:pStyle w:val="Heading3"/>
-      </w:pPr>
-      <w:r>
-        <w:t xml:space="preserve">Conclusions</w:t>
-      </w:r>
-    </w:p>
-    <w:p>
-      <w:pPr>
-        <w:pStyle w:val="FirstParagraph"/>
-      </w:pPr>
-      <w:r>
-        <w:t xml:space="preserve">The Inflammatory Resilience Index, a simple composite of hs-CRP, serum albumin, and appendicular lean mass, was significantly associated with functional limitations in a derivation cohort of young and middle-aged U.S. adults and with lower all-cause mortality (HR 0.78, 95% CI: 0.75-0.81 per 1-unit increase) in an external validation cohort with 17.1 years of follow-up. Cardiovascular mortality estimates were also inverse in the primary validation models, but they should be interpreted more cautiously because they were more sensitivity-dependent than the all-cause findings. Adults in the lowest IRI quartile had 2.55-fold higher age- and sex-adjusted all-cause mortality risk than those in the highest quartile, supporting IRI as an integrative marker of physiologic resilience for further validation.</w:t>
-      </w:r>
-    </w:p>
-    <w:p>
-      <w:pPr>
-        <w:pStyle w:val="BodyText"/>
-      </w:pPr>
-      <w:r>
-        <w:t xml:space="preserve">These findings suggest IRI may help guide future risk-stratification research and identify potentially modifiable domains in individuals at risk for functional decline and adverse outcomes.</w:t>
-      </w:r>
-    </w:p>
     <w:bookmarkEnd w:id="86"/>
-    <w:bookmarkStart w:id="87" w:name="take-home-message"/>
-    <w:p>
-      <w:pPr>
-        <w:pStyle w:val="Heading3"/>
-      </w:pPr>
-      <w:r>
-        <w:t xml:space="preserve">Take-Home Message</w:t>
-      </w:r>
-    </w:p>
-    <w:p>
-      <w:pPr>
-        <w:pStyle w:val="Compact"/>
+    <w:bookmarkStart w:id="88" w:name="references"/>
+    <w:p>
+      <w:pPr>
+        <w:pStyle w:val="Heading2"/>
+      </w:pPr>
+      <w:r>
+        <w:t xml:space="preserve">REFERENCES</w:t>
+      </w:r>
+    </w:p>
+    <w:p>
+      <w:pPr>
         <w:numPr>
           <w:ilvl w:val="0"/>
           <w:numId w:val="1002"/>
-        </w:numPr>
-      </w:pPr>
-      <w:r>
-        <w:t xml:space="preserve">The IRI is a novel, simple integrative marker of physiologic reserve, combining inflammation (hs-CRP), nutrition (albumin), and muscle mass (appendicular lean mass).</w:t>
-      </w:r>
-    </w:p>
-    <w:p>
-      <w:pPr>
-        <w:pStyle w:val="Compact"/>
-        <w:numPr>
-          <w:ilvl w:val="0"/>
-          <w:numId w:val="1002"/>
-        </w:numPr>
-      </w:pPr>
-      <w:r>
-        <w:t xml:space="preserve">Lower IRI scores identify young to middle-aged adults with significantly higher odds of adverse functional outcomes (fair/poor self-rated health) and, in an older external validation cohort, with higher subsequent all-cause mortality.</w:t>
-      </w:r>
-    </w:p>
-    <w:p>
-      <w:pPr>
-        <w:pStyle w:val="Compact"/>
-        <w:numPr>
-          <w:ilvl w:val="0"/>
-          <w:numId w:val="1002"/>
-        </w:numPr>
-      </w:pPr>
-      <w:r>
-        <w:t xml:space="preserve">IRI is proposed as a candidate research marker for risk stratification and for identifying targets for nutritional, anti-inflammatory, or muscle-directed interventions; it requires external validation in additional cohorts before any clinical implementation.</w:t>
-      </w:r>
-    </w:p>
-    <w:p>
-      <w:r>
-        <w:pict>
-          <v:rect style="width:0;height:1.5pt" o:hralign="center" o:hrstd="t" o:hr="t"/>
-        </w:pict>
-      </w:r>
-    </w:p>
-    <w:bookmarkEnd w:id="87"/>
-    <w:bookmarkStart w:id="88" w:name="X21b0787957391f531b4c77c620cb871c9eec827"/>
-    <w:p>
-      <w:pPr>
-        <w:pStyle w:val="Heading3"/>
-      </w:pPr>
-      <w:r>
-        <w:t xml:space="preserve">eMethods: Variable Definitions and NHANES File Specifications</w:t>
-      </w:r>
-    </w:p>
-    <w:p>
-      <w:pPr>
-        <w:pStyle w:val="FirstParagraph"/>
-      </w:pPr>
-      <w:r>
-        <w:rPr>
-          <w:b/>
-          <w:bCs/>
-        </w:rPr>
-        <w:t xml:space="preserve">Derivation Cohort</w:t>
-      </w:r>
-      <w:r>
-        <w:t xml:space="preserve">: NHANES 2015-2016 (cycle I). DEXA body composition from DXX_I files. hs-CRP from HSCRP_I files. Albumin from BIOPRO_I files.</w:t>
-      </w:r>
-    </w:p>
-    <w:p>
-      <w:pPr>
-        <w:pStyle w:val="BodyText"/>
-      </w:pPr>
-      <w:r>
-        <w:rPr>
-          <w:b/>
-          <w:bCs/>
-        </w:rPr>
-        <w:t xml:space="preserve">Validation Cohort</w:t>
-      </w:r>
-      <w:r>
-        <w:t xml:space="preserve">: NHANES 1999-2000, 2001-2002, 2003-2004, 2005-2006. IRI constructed identically with z-scores standardized using the derivation cohort means and standard deviations.</w:t>
-      </w:r>
-    </w:p>
-    <w:p>
-      <w:pPr>
-        <w:pStyle w:val="BodyText"/>
-      </w:pPr>
-      <w:r>
-        <w:rPr>
-          <w:b/>
-          <w:bCs/>
-        </w:rPr>
-        <w:t xml:space="preserve">Mortality linkage</w:t>
-      </w:r>
-      <w:r>
-        <w:t xml:space="preserve">: NHANES-linked mortality files through December 31, 2019. Cardiovascular mortality defined as UCOD_LEADING codes 1 (heart disease) and 5 (cerebrovascular disease). Heart disease mortality = UCOD_LEADING = 1. Stroke mortality = UCOD_LEADING = 5.</w:t>
-      </w:r>
-    </w:p>
-    <w:p>
-      <w:pPr>
-        <w:pStyle w:val="BodyText"/>
-      </w:pPr>
-      <w:r>
-        <w:rPr>
-          <w:b/>
-          <w:bCs/>
-        </w:rPr>
-        <w:t xml:space="preserve">Education</w:t>
-      </w:r>
-      <w:r>
-        <w:t xml:space="preserve">: DMDEDUC2 (1=&lt;9th grade, 2=9-11th, 3=HS/GED, 4=Some college/AA, 5=College+). Categories: &lt;HS (1-2), HS/GED (3), Some college+ (4-5).</w:t>
-      </w:r>
-    </w:p>
-    <w:p>
-      <w:pPr>
-        <w:pStyle w:val="BodyText"/>
-      </w:pPr>
-      <w:r>
-        <w:rPr>
-          <w:b/>
-          <w:bCs/>
-        </w:rPr>
-        <w:t xml:space="preserve">Poverty-Income Ratio</w:t>
-      </w:r>
-      <w:r>
-        <w:t xml:space="preserve">: INDFMPIR (0-5, top-coded at 5). Higher values indicate greater income relative to federal poverty level.</w:t>
-      </w:r>
-    </w:p>
-    <w:p>
-      <w:r>
-        <w:pict>
-          <v:rect style="width:0;height:1.5pt" o:hralign="center" o:hrstd="t" o:hr="t"/>
-        </w:pict>
-      </w:r>
-    </w:p>
-    <w:bookmarkEnd w:id="88"/>
-    <w:bookmarkEnd w:id="89"/>
-    <w:bookmarkStart w:id="91" w:name="references"/>
-    <w:p>
-      <w:pPr>
-        <w:pStyle w:val="Heading2"/>
-      </w:pPr>
-      <w:r>
-        <w:t xml:space="preserve">REFERENCES</w:t>
-      </w:r>
-    </w:p>
-    <w:p>
-      <w:pPr>
-        <w:numPr>
-          <w:ilvl w:val="0"/>
-          <w:numId w:val="1003"/>
         </w:numPr>
       </w:pPr>
       <w:r>
@@ -6336,7 +6150,7 @@
       <w:pPr>
         <w:numPr>
           <w:ilvl w:val="0"/>
-          <w:numId w:val="1003"/>
+          <w:numId w:val="1002"/>
         </w:numPr>
       </w:pPr>
       <w:r>
@@ -6360,7 +6174,7 @@
       <w:pPr>
         <w:numPr>
           <w:ilvl w:val="0"/>
-          <w:numId w:val="1003"/>
+          <w:numId w:val="1002"/>
         </w:numPr>
       </w:pPr>
       <w:r>
@@ -6384,7 +6198,7 @@
       <w:pPr>
         <w:numPr>
           <w:ilvl w:val="0"/>
-          <w:numId w:val="1003"/>
+          <w:numId w:val="1002"/>
         </w:numPr>
       </w:pPr>
       <w:r>
@@ -6408,7 +6222,7 @@
       <w:pPr>
         <w:numPr>
           <w:ilvl w:val="0"/>
-          <w:numId w:val="1003"/>
+          <w:numId w:val="1002"/>
         </w:numPr>
       </w:pPr>
       <w:r>
@@ -6432,7 +6246,7 @@
       <w:pPr>
         <w:numPr>
           <w:ilvl w:val="0"/>
-          <w:numId w:val="1003"/>
+          <w:numId w:val="1002"/>
         </w:numPr>
       </w:pPr>
       <w:r>
@@ -6456,7 +6270,7 @@
       <w:pPr>
         <w:numPr>
           <w:ilvl w:val="0"/>
-          <w:numId w:val="1003"/>
+          <w:numId w:val="1002"/>
         </w:numPr>
       </w:pPr>
       <w:r>
@@ -6480,7 +6294,7 @@
       <w:pPr>
         <w:numPr>
           <w:ilvl w:val="0"/>
-          <w:numId w:val="1003"/>
+          <w:numId w:val="1002"/>
         </w:numPr>
       </w:pPr>
       <w:r>
@@ -6504,7 +6318,7 @@
       <w:pPr>
         <w:numPr>
           <w:ilvl w:val="0"/>
-          <w:numId w:val="1003"/>
+          <w:numId w:val="1002"/>
         </w:numPr>
       </w:pPr>
       <w:r>
@@ -6528,7 +6342,7 @@
       <w:pPr>
         <w:numPr>
           <w:ilvl w:val="0"/>
-          <w:numId w:val="1003"/>
+          <w:numId w:val="1002"/>
         </w:numPr>
       </w:pPr>
       <w:r>
@@ -6552,7 +6366,7 @@
       <w:pPr>
         <w:numPr>
           <w:ilvl w:val="0"/>
-          <w:numId w:val="1003"/>
+          <w:numId w:val="1002"/>
         </w:numPr>
       </w:pPr>
       <w:r>
@@ -6576,7 +6390,7 @@
       <w:pPr>
         <w:numPr>
           <w:ilvl w:val="0"/>
-          <w:numId w:val="1003"/>
+          <w:numId w:val="1002"/>
         </w:numPr>
       </w:pPr>
       <w:r>
@@ -6585,7 +6399,7 @@
       <w:r>
         <w:t xml:space="preserve"> </w:t>
       </w:r>
-      <w:hyperlink r:id="rId90">
+      <w:hyperlink r:id="rId87">
         <w:r>
           <w:rPr>
             <w:rStyle w:val="Hyperlink"/>
@@ -6598,7 +6412,7 @@
       <w:pPr>
         <w:numPr>
           <w:ilvl w:val="0"/>
-          <w:numId w:val="1003"/>
+          <w:numId w:val="1002"/>
         </w:numPr>
       </w:pPr>
       <w:r>
@@ -6622,7 +6436,7 @@
       <w:pPr>
         <w:numPr>
           <w:ilvl w:val="0"/>
-          <w:numId w:val="1003"/>
+          <w:numId w:val="1002"/>
         </w:numPr>
       </w:pPr>
       <w:r>
@@ -6646,7 +6460,7 @@
       <w:pPr>
         <w:numPr>
           <w:ilvl w:val="0"/>
-          <w:numId w:val="1003"/>
+          <w:numId w:val="1002"/>
         </w:numPr>
       </w:pPr>
       <w:r>
@@ -6670,7 +6484,7 @@
       <w:pPr>
         <w:numPr>
           <w:ilvl w:val="0"/>
-          <w:numId w:val="1003"/>
+          <w:numId w:val="1002"/>
         </w:numPr>
       </w:pPr>
       <w:r>
@@ -6694,7 +6508,7 @@
       <w:pPr>
         <w:numPr>
           <w:ilvl w:val="0"/>
-          <w:numId w:val="1003"/>
+          <w:numId w:val="1002"/>
         </w:numPr>
       </w:pPr>
       <w:r>
@@ -6718,7 +6532,7 @@
       <w:pPr>
         <w:numPr>
           <w:ilvl w:val="0"/>
-          <w:numId w:val="1003"/>
+          <w:numId w:val="1002"/>
         </w:numPr>
       </w:pPr>
       <w:r>
@@ -6742,7 +6556,7 @@
       <w:pPr>
         <w:numPr>
           <w:ilvl w:val="0"/>
-          <w:numId w:val="1003"/>
+          <w:numId w:val="1002"/>
         </w:numPr>
       </w:pPr>
       <w:r>
@@ -6766,7 +6580,7 @@
       <w:pPr>
         <w:numPr>
           <w:ilvl w:val="0"/>
-          <w:numId w:val="1003"/>
+          <w:numId w:val="1002"/>
         </w:numPr>
       </w:pPr>
       <w:r>
@@ -6790,7 +6604,7 @@
       <w:pPr>
         <w:numPr>
           <w:ilvl w:val="0"/>
-          <w:numId w:val="1003"/>
+          <w:numId w:val="1002"/>
         </w:numPr>
       </w:pPr>
       <w:r>
@@ -6810,8 +6624,8 @@
         <w:t xml:space="preserve">. 2008;155(5):883-889.</w:t>
       </w:r>
     </w:p>
-    <w:bookmarkEnd w:id="91"/>
-    <w:bookmarkEnd w:id="92"/>
+    <w:bookmarkEnd w:id="88"/>
+    <w:bookmarkEnd w:id="89"/>
     <w:sectPr/>
   </w:body>
 </w:document>
@@ -7113,9 +6927,6 @@
     <w:abstractNumId w:val="991"/>
   </w:num>
   <w:num w:numId="1002">
-    <w:abstractNumId w:val="991"/>
-  </w:num>
-  <w:num w:numId="1003">
     <w:abstractNumId w:val="99411"/>
     <w:lvlOverride w:ilvl="0">
       <w:startOverride w:val="1"/>
